--- a/CalendarioAgo25/Actividades/A9_ACLs/v1/act9_matricula.docx
+++ b/CalendarioAgo25/Actividades/A9_ACLs/v1/act9_matricula.docx
@@ -172,7 +172,7 @@
                                     </pic:cNvPicPr>
                                   </pic:nvPicPr>
                                   <pic:blipFill>
-                                    <a:blip r:embed="rId6">
+                                    <a:blip r:embed="rId5">
                                       <a:extLst>
                                         <a:ext uri="{28A0092B-C50C-407E-A947-70E740481C1C}">
                                           <a14:useLocalDpi xmlns:a14="http://schemas.microsoft.com/office/drawing/2010/main" val="0"/>
@@ -299,122 +299,6 @@
     </w:p>
     <w:p>
       <w:pPr>
-        <w:spacing w:line="300" w:lineRule="exact"/>
-        <w:rPr>
-          <w:rFonts w:ascii="Arial" w:hAnsi="Arial" w:cs="Arial"/>
-        </w:rPr>
-      </w:pPr>
-      <w:r>
-        <w:rPr>
-          <w:rFonts w:ascii="Arial" w:hAnsi="Arial" w:cs="Arial"/>
-          <w:b/>
-          <w:bCs/>
-        </w:rPr>
-        <w:t xml:space="preserve">Evidencias: </w:t>
-      </w:r>
-    </w:p>
-    <w:p>
-      <w:pPr>
-        <w:pStyle w:val="ListParagraph"/>
-        <w:keepNext/>
-        <w:numPr>
-          <w:ilvl w:val="0"/>
-          <w:numId w:val="21"/>
-        </w:numPr>
-        <w:spacing w:line="300" w:lineRule="exact"/>
-        <w:rPr>
-          <w:rFonts w:ascii="Arial" w:hAnsi="Arial" w:cs="Arial"/>
-          <w:lang w:val="es-MX"/>
-        </w:rPr>
-      </w:pPr>
-      <w:r>
-        <w:rPr>
-          <w:rFonts w:ascii="Arial" w:hAnsi="Arial" w:cs="Arial"/>
-          <w:lang w:val="es-MX"/>
-        </w:rPr>
-        <w:t xml:space="preserve">El archivo de </w:t>
-      </w:r>
-      <w:proofErr w:type="spellStart"/>
-      <w:r>
-        <w:rPr>
-          <w:rFonts w:ascii="Arial" w:hAnsi="Arial" w:cs="Arial"/>
-          <w:b/>
-          <w:bCs/>
-          <w:lang w:val="es-MX"/>
-        </w:rPr>
-        <w:t>Packet</w:t>
-      </w:r>
-      <w:proofErr w:type="spellEnd"/>
-      <w:r>
-        <w:rPr>
-          <w:rFonts w:ascii="Arial" w:hAnsi="Arial" w:cs="Arial"/>
-          <w:b/>
-          <w:bCs/>
-          <w:lang w:val="es-MX"/>
-        </w:rPr>
-        <w:t xml:space="preserve"> </w:t>
-      </w:r>
-      <w:proofErr w:type="spellStart"/>
-      <w:r>
-        <w:rPr>
-          <w:rFonts w:ascii="Arial" w:hAnsi="Arial" w:cs="Arial"/>
-          <w:b/>
-          <w:bCs/>
-          <w:lang w:val="es-MX"/>
-        </w:rPr>
-        <w:t>Tracer</w:t>
-      </w:r>
-      <w:proofErr w:type="spellEnd"/>
-      <w:r>
-        <w:rPr>
-          <w:rFonts w:ascii="Arial" w:hAnsi="Arial" w:cs="Arial"/>
-          <w:lang w:val="es-MX"/>
-        </w:rPr>
-        <w:t xml:space="preserve"> con la solución implementada.</w:t>
-      </w:r>
-    </w:p>
-    <w:p>
-      <w:pPr>
-        <w:pStyle w:val="ListParagraph"/>
-        <w:keepNext/>
-        <w:numPr>
-          <w:ilvl w:val="0"/>
-          <w:numId w:val="21"/>
-        </w:numPr>
-        <w:spacing w:line="300" w:lineRule="exact"/>
-        <w:rPr>
-          <w:rFonts w:ascii="Arial" w:hAnsi="Arial" w:cs="Arial"/>
-          <w:lang w:val="es-MX"/>
-        </w:rPr>
-      </w:pPr>
-      <w:r>
-        <w:rPr>
-          <w:rFonts w:ascii="Arial" w:hAnsi="Arial" w:cs="Arial"/>
-          <w:lang w:val="es-MX"/>
-        </w:rPr>
-        <w:t xml:space="preserve">El documento con la información </w:t>
-      </w:r>
-      <w:r>
-        <w:rPr>
-          <w:rFonts w:ascii="Arial" w:hAnsi="Arial" w:cs="Arial"/>
-          <w:lang w:val="es-MX"/>
-        </w:rPr>
-        <w:t>solicitada.</w:t>
-      </w:r>
-    </w:p>
-    <w:p>
-      <w:pPr>
-        <w:jc w:val="center"/>
-        <w:rPr>
-          <w:rFonts w:ascii="Arial" w:hAnsi="Arial" w:cs="Arial"/>
-          <w:i/>
-          <w:sz w:val="16"/>
-          <w:szCs w:val="16"/>
-        </w:rPr>
-      </w:pPr>
-    </w:p>
-    <w:p>
-      <w:pPr>
         <w:spacing w:after="120" w:line="300" w:lineRule="exact"/>
         <w:jc w:val="both"/>
         <w:rPr>
@@ -594,16 +478,16 @@
         <mc:AlternateContent>
           <mc:Choice Requires="wps">
             <w:drawing>
-              <wp:anchor distT="45720" distB="45720" distL="114300" distR="114300" simplePos="0" relativeHeight="251671552" behindDoc="0" locked="0" layoutInCell="1" allowOverlap="1" wp14:anchorId="24ED3830" wp14:editId="328312E0">
+              <wp:anchor distT="45720" distB="45720" distL="114300" distR="114300" simplePos="0" relativeHeight="251671552" behindDoc="0" locked="0" layoutInCell="1" allowOverlap="1" wp14:anchorId="24ED3830" wp14:editId="4FB9A69B">
                 <wp:simplePos x="0" y="0"/>
                 <wp:positionH relativeFrom="margin">
                   <wp:align>left</wp:align>
                 </wp:positionH>
                 <wp:positionV relativeFrom="paragraph">
-                  <wp:posOffset>280035</wp:posOffset>
+                  <wp:posOffset>277495</wp:posOffset>
                 </wp:positionV>
-                <wp:extent cx="6848475" cy="3181350"/>
-                <wp:effectExtent l="0" t="0" r="28575" b="19050"/>
+                <wp:extent cx="6840220" cy="2999740"/>
+                <wp:effectExtent l="0" t="0" r="17780" b="10160"/>
                 <wp:wrapSquare wrapText="bothSides"/>
                 <wp:docPr id="5" name="Cuadro de texto 2"/>
                 <wp:cNvGraphicFramePr>
@@ -618,7 +502,7 @@
                       <wps:spPr bwMode="auto">
                         <a:xfrm>
                           <a:off x="0" y="0"/>
-                          <a:ext cx="6848475" cy="3181350"/>
+                          <a:ext cx="6840220" cy="2999740"/>
                         </a:xfrm>
                         <a:prstGeom prst="rect">
                           <a:avLst/>
@@ -658,7 +542,7 @@
                                           <pic:cNvPicPr/>
                                         </pic:nvPicPr>
                                         <pic:blipFill>
-                                          <a:blip r:embed="rId7"/>
+                                          <a:blip r:embed="rId6"/>
                                           <a:stretch>
                                             <a:fillRect/>
                                           </a:stretch>
@@ -698,11 +582,7 @@
           </mc:Choice>
           <mc:Fallback>
             <w:pict>
-              <v:shapetype w14:anchorId="24ED3830" id="_x0000_t202" coordsize="21600,21600" o:spt="202" path="m,l,21600r21600,l21600,xe">
-                <v:stroke joinstyle="miter"/>
-                <v:path gradientshapeok="t" o:connecttype="rect"/>
-              </v:shapetype>
-              <v:shape id="_x0000_s1027" type="#_x0000_t202" style="position:absolute;left:0;text-align:left;margin-left:0;margin-top:22.05pt;width:539.25pt;height:250.5pt;z-index:251671552;visibility:visible;mso-wrap-style:square;mso-width-percent:0;mso-height-percent:0;mso-wrap-distance-left:9pt;mso-wrap-distance-top:3.6pt;mso-wrap-distance-right:9pt;mso-wrap-distance-bottom:3.6pt;mso-position-horizontal:left;mso-position-horizontal-relative:margin;mso-position-vertical:absolute;mso-position-vertical-relative:text;mso-width-percent:0;mso-height-percent:0;mso-width-relative:margin;mso-height-relative:margin;v-text-anchor:top" o:gfxdata="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">
+              <v:shape w14:anchorId="24ED3830" id="_x0000_s1027" type="#_x0000_t202" style="position:absolute;left:0;text-align:left;margin-left:0;margin-top:21.85pt;width:538.6pt;height:236.2pt;z-index:251671552;visibility:visible;mso-wrap-style:square;mso-width-percent:0;mso-height-percent:0;mso-wrap-distance-left:9pt;mso-wrap-distance-top:3.6pt;mso-wrap-distance-right:9pt;mso-wrap-distance-bottom:3.6pt;mso-position-horizontal:left;mso-position-horizontal-relative:margin;mso-position-vertical:absolute;mso-position-vertical-relative:text;mso-width-percent:0;mso-height-percent:0;mso-width-relative:margin;mso-height-relative:margin;v-text-anchor:top" o:gfxdata="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">
                 <v:textbox>
                   <w:txbxContent>
                     <w:p>
@@ -726,7 +606,7 @@
                                     <pic:cNvPicPr/>
                                   </pic:nvPicPr>
                                   <pic:blipFill>
-                                    <a:blip r:embed="rId8"/>
+                                    <a:blip r:embed="rId6"/>
                                     <a:stretch>
                                       <a:fillRect/>
                                     </a:stretch>
@@ -774,136 +654,9 @@
     <w:p>
       <w:pPr>
         <w:pStyle w:val="NormalWeb"/>
-        <w:shd w:val="clear" w:color="auto" w:fill="FFFFFF"/>
-        <w:spacing w:before="120" w:after="120" w:line="300" w:lineRule="exact"/>
-        <w:jc w:val="both"/>
-        <w:rPr>
-          <w:rFonts w:ascii="Arial" w:hAnsi="Arial" w:cs="Arial"/>
-          <w:color w:val="0D0D0D" w:themeColor="text1" w:themeTint="F2"/>
-          <w:sz w:val="20"/>
-          <w:szCs w:val="20"/>
-        </w:rPr>
-      </w:pPr>
-      <w:bookmarkStart w:id="0" w:name="_Hlk62441816"/>
-    </w:p>
-    <w:p>
-      <w:pPr>
-        <w:pStyle w:val="NormalWeb"/>
-        <w:shd w:val="clear" w:color="auto" w:fill="FFFFFF"/>
-        <w:spacing w:before="120" w:after="120" w:line="300" w:lineRule="exact"/>
-        <w:jc w:val="both"/>
-        <w:rPr>
-          <w:rFonts w:ascii="Arial" w:hAnsi="Arial" w:cs="Arial"/>
-          <w:color w:val="0D0D0D" w:themeColor="text1" w:themeTint="F2"/>
-          <w:sz w:val="20"/>
-          <w:szCs w:val="20"/>
-        </w:rPr>
-      </w:pPr>
-    </w:p>
-    <w:p>
-      <w:pPr>
-        <w:pStyle w:val="NormalWeb"/>
-        <w:shd w:val="clear" w:color="auto" w:fill="FFFFFF"/>
-        <w:spacing w:before="120" w:after="120" w:line="300" w:lineRule="exact"/>
-        <w:jc w:val="both"/>
-        <w:rPr>
-          <w:rFonts w:ascii="Arial" w:hAnsi="Arial" w:cs="Arial"/>
-          <w:color w:val="0D0D0D" w:themeColor="text1" w:themeTint="F2"/>
-          <w:sz w:val="20"/>
-          <w:szCs w:val="20"/>
-        </w:rPr>
-      </w:pPr>
-    </w:p>
-    <w:p>
-      <w:pPr>
-        <w:pStyle w:val="NormalWeb"/>
-        <w:shd w:val="clear" w:color="auto" w:fill="FFFFFF"/>
-        <w:spacing w:before="120" w:after="120" w:line="300" w:lineRule="exact"/>
-        <w:jc w:val="both"/>
-        <w:rPr>
-          <w:rFonts w:ascii="Arial" w:hAnsi="Arial" w:cs="Arial"/>
-          <w:color w:val="0D0D0D" w:themeColor="text1" w:themeTint="F2"/>
-          <w:sz w:val="20"/>
-          <w:szCs w:val="20"/>
-        </w:rPr>
-      </w:pPr>
-    </w:p>
-    <w:p>
-      <w:pPr>
-        <w:pStyle w:val="NormalWeb"/>
-        <w:shd w:val="clear" w:color="auto" w:fill="FFFFFF"/>
-        <w:spacing w:before="120" w:after="120" w:line="300" w:lineRule="exact"/>
-        <w:jc w:val="both"/>
-        <w:rPr>
-          <w:rFonts w:ascii="Arial" w:hAnsi="Arial" w:cs="Arial"/>
-          <w:color w:val="0D0D0D" w:themeColor="text1" w:themeTint="F2"/>
-          <w:sz w:val="20"/>
-          <w:szCs w:val="20"/>
-        </w:rPr>
-      </w:pPr>
-    </w:p>
-    <w:p>
-      <w:pPr>
-        <w:pStyle w:val="NormalWeb"/>
-        <w:shd w:val="clear" w:color="auto" w:fill="FFFFFF"/>
-        <w:spacing w:before="120" w:after="120" w:line="300" w:lineRule="exact"/>
-        <w:jc w:val="both"/>
-        <w:rPr>
-          <w:rFonts w:ascii="Arial" w:hAnsi="Arial" w:cs="Arial"/>
-          <w:color w:val="0D0D0D" w:themeColor="text1" w:themeTint="F2"/>
-          <w:sz w:val="20"/>
-          <w:szCs w:val="20"/>
-        </w:rPr>
-      </w:pPr>
-    </w:p>
-    <w:p>
-      <w:pPr>
-        <w:pStyle w:val="NormalWeb"/>
-        <w:shd w:val="clear" w:color="auto" w:fill="FFFFFF"/>
-        <w:spacing w:before="120" w:after="120" w:line="300" w:lineRule="exact"/>
-        <w:jc w:val="both"/>
-        <w:rPr>
-          <w:rFonts w:ascii="Arial" w:hAnsi="Arial" w:cs="Arial"/>
-          <w:color w:val="0D0D0D" w:themeColor="text1" w:themeTint="F2"/>
-          <w:sz w:val="20"/>
-          <w:szCs w:val="20"/>
-        </w:rPr>
-      </w:pPr>
-    </w:p>
-    <w:p>
-      <w:pPr>
-        <w:pStyle w:val="NormalWeb"/>
-        <w:shd w:val="clear" w:color="auto" w:fill="FFFFFF"/>
-        <w:spacing w:before="120" w:after="120" w:line="300" w:lineRule="exact"/>
-        <w:jc w:val="both"/>
-        <w:rPr>
-          <w:rFonts w:ascii="Arial" w:hAnsi="Arial" w:cs="Arial"/>
-          <w:color w:val="0D0D0D" w:themeColor="text1" w:themeTint="F2"/>
-          <w:sz w:val="20"/>
-          <w:szCs w:val="20"/>
-        </w:rPr>
-      </w:pPr>
-    </w:p>
-    <w:p>
-      <w:pPr>
-        <w:pStyle w:val="NormalWeb"/>
-        <w:shd w:val="clear" w:color="auto" w:fill="FFFFFF"/>
-        <w:spacing w:before="120" w:after="120" w:line="300" w:lineRule="exact"/>
-        <w:jc w:val="both"/>
-        <w:rPr>
-          <w:rFonts w:ascii="Arial" w:hAnsi="Arial" w:cs="Arial"/>
-          <w:color w:val="0D0D0D" w:themeColor="text1" w:themeTint="F2"/>
-          <w:sz w:val="20"/>
-          <w:szCs w:val="20"/>
-        </w:rPr>
-      </w:pPr>
-    </w:p>
-    <w:p>
-      <w:pPr>
-        <w:pStyle w:val="NormalWeb"/>
         <w:numPr>
           <w:ilvl w:val="0"/>
-          <w:numId w:val="15"/>
+          <w:numId w:val="22"/>
         </w:numPr>
         <w:shd w:val="clear" w:color="auto" w:fill="FFFFFF" w:themeFill="background1"/>
         <w:spacing w:before="120" w:after="120" w:line="300" w:lineRule="exact"/>
@@ -915,8 +668,7 @@
           <w:szCs w:val="20"/>
         </w:rPr>
       </w:pPr>
-      <w:bookmarkStart w:id="1" w:name="_Hlk196068391"/>
-      <w:bookmarkEnd w:id="0"/>
+      <w:bookmarkStart w:id="0" w:name="_Hlk196068391"/>
       <w:r>
         <w:rPr>
           <w:rFonts w:ascii="Arial" w:hAnsi="Arial" w:cs="Arial"/>
@@ -924,7 +676,6 @@
           <w:sz w:val="20"/>
           <w:szCs w:val="20"/>
         </w:rPr>
-        <w:lastRenderedPageBreak/>
         <w:t xml:space="preserve">Diseña una lista de control de </w:t>
       </w:r>
       <w:r>
@@ -1980,7 +1731,7 @@
         </w:rPr>
       </w:pPr>
     </w:p>
-    <w:bookmarkEnd w:id="1"/>
+    <w:bookmarkEnd w:id="0"/>
     <w:p>
       <w:pPr>
         <w:ind w:left="360"/>
@@ -2061,331 +1812,6 @@
     </w:p>
     <w:p>
       <w:pPr>
-        <w:ind w:left="360"/>
-        <w:rPr>
-          <w:rFonts w:ascii="Arial" w:hAnsi="Arial" w:cs="Arial"/>
-          <w:b/>
-          <w:bCs/>
-          <w:sz w:val="24"/>
-          <w:szCs w:val="24"/>
-          <w:lang w:val="en-US"/>
-        </w:rPr>
-      </w:pPr>
-    </w:p>
-    <w:p>
-      <w:pPr>
-        <w:ind w:left="360"/>
-        <w:rPr>
-          <w:rFonts w:ascii="Arial" w:hAnsi="Arial" w:cs="Arial"/>
-          <w:b/>
-          <w:bCs/>
-          <w:sz w:val="24"/>
-          <w:szCs w:val="24"/>
-          <w:lang w:val="en-US"/>
-        </w:rPr>
-      </w:pPr>
-    </w:p>
-    <w:p>
-      <w:pPr>
-        <w:ind w:left="360"/>
-        <w:rPr>
-          <w:rFonts w:ascii="Arial" w:hAnsi="Arial" w:cs="Arial"/>
-          <w:b/>
-          <w:bCs/>
-          <w:sz w:val="24"/>
-          <w:szCs w:val="24"/>
-          <w:lang w:val="en-US"/>
-        </w:rPr>
-      </w:pPr>
-    </w:p>
-    <w:p>
-      <w:pPr>
-        <w:ind w:left="360"/>
-        <w:rPr>
-          <w:rFonts w:ascii="Arial" w:hAnsi="Arial" w:cs="Arial"/>
-          <w:b/>
-          <w:bCs/>
-          <w:sz w:val="24"/>
-          <w:szCs w:val="24"/>
-          <w:lang w:val="en-US"/>
-        </w:rPr>
-      </w:pPr>
-    </w:p>
-    <w:p>
-      <w:pPr>
-        <w:ind w:left="360"/>
-        <w:rPr>
-          <w:rFonts w:ascii="Arial" w:hAnsi="Arial" w:cs="Arial"/>
-          <w:b/>
-          <w:bCs/>
-          <w:sz w:val="24"/>
-          <w:szCs w:val="24"/>
-          <w:lang w:val="en-US"/>
-        </w:rPr>
-      </w:pPr>
-    </w:p>
-    <w:p>
-      <w:pPr>
-        <w:ind w:left="360"/>
-        <w:rPr>
-          <w:rFonts w:ascii="Arial" w:hAnsi="Arial" w:cs="Arial"/>
-          <w:b/>
-          <w:bCs/>
-          <w:sz w:val="24"/>
-          <w:szCs w:val="24"/>
-          <w:lang w:val="en-US"/>
-        </w:rPr>
-      </w:pPr>
-    </w:p>
-    <w:p>
-      <w:pPr>
-        <w:ind w:left="360"/>
-        <w:rPr>
-          <w:rFonts w:ascii="Arial" w:hAnsi="Arial" w:cs="Arial"/>
-          <w:b/>
-          <w:bCs/>
-          <w:sz w:val="24"/>
-          <w:szCs w:val="24"/>
-          <w:lang w:val="en-US"/>
-        </w:rPr>
-      </w:pPr>
-    </w:p>
-    <w:p>
-      <w:pPr>
-        <w:ind w:left="360"/>
-        <w:rPr>
-          <w:rFonts w:ascii="Arial" w:hAnsi="Arial" w:cs="Arial"/>
-          <w:b/>
-          <w:bCs/>
-          <w:sz w:val="24"/>
-          <w:szCs w:val="24"/>
-          <w:lang w:val="en-US"/>
-        </w:rPr>
-      </w:pPr>
-    </w:p>
-    <w:p>
-      <w:pPr>
-        <w:ind w:left="360"/>
-        <w:rPr>
-          <w:rFonts w:ascii="Arial" w:hAnsi="Arial" w:cs="Arial"/>
-          <w:b/>
-          <w:bCs/>
-          <w:sz w:val="24"/>
-          <w:szCs w:val="24"/>
-          <w:lang w:val="en-US"/>
-        </w:rPr>
-      </w:pPr>
-    </w:p>
-    <w:p>
-      <w:pPr>
-        <w:ind w:left="360"/>
-        <w:rPr>
-          <w:rFonts w:ascii="Arial" w:hAnsi="Arial" w:cs="Arial"/>
-          <w:b/>
-          <w:bCs/>
-          <w:sz w:val="24"/>
-          <w:szCs w:val="24"/>
-          <w:lang w:val="en-US"/>
-        </w:rPr>
-      </w:pPr>
-    </w:p>
-    <w:p>
-      <w:pPr>
-        <w:ind w:left="360"/>
-        <w:rPr>
-          <w:rFonts w:ascii="Arial" w:hAnsi="Arial" w:cs="Arial"/>
-          <w:b/>
-          <w:bCs/>
-          <w:sz w:val="24"/>
-          <w:szCs w:val="24"/>
-          <w:lang w:val="en-US"/>
-        </w:rPr>
-      </w:pPr>
-    </w:p>
-    <w:p>
-      <w:pPr>
-        <w:ind w:left="360"/>
-        <w:rPr>
-          <w:rFonts w:ascii="Arial" w:hAnsi="Arial" w:cs="Arial"/>
-          <w:b/>
-          <w:bCs/>
-          <w:sz w:val="24"/>
-          <w:szCs w:val="24"/>
-          <w:lang w:val="en-US"/>
-        </w:rPr>
-      </w:pPr>
-    </w:p>
-    <w:p>
-      <w:pPr>
-        <w:ind w:left="360"/>
-        <w:rPr>
-          <w:rFonts w:ascii="Arial" w:hAnsi="Arial" w:cs="Arial"/>
-          <w:b/>
-          <w:bCs/>
-          <w:sz w:val="24"/>
-          <w:szCs w:val="24"/>
-          <w:lang w:val="en-US"/>
-        </w:rPr>
-      </w:pPr>
-    </w:p>
-    <w:p>
-      <w:pPr>
-        <w:ind w:left="360"/>
-        <w:rPr>
-          <w:rFonts w:ascii="Arial" w:hAnsi="Arial" w:cs="Arial"/>
-          <w:b/>
-          <w:bCs/>
-          <w:sz w:val="24"/>
-          <w:szCs w:val="24"/>
-          <w:lang w:val="en-US"/>
-        </w:rPr>
-      </w:pPr>
-    </w:p>
-    <w:p>
-      <w:pPr>
-        <w:ind w:left="360"/>
-        <w:rPr>
-          <w:rFonts w:ascii="Arial" w:hAnsi="Arial" w:cs="Arial"/>
-          <w:b/>
-          <w:bCs/>
-          <w:sz w:val="24"/>
-          <w:szCs w:val="24"/>
-          <w:lang w:val="en-US"/>
-        </w:rPr>
-      </w:pPr>
-    </w:p>
-    <w:p>
-      <w:pPr>
-        <w:ind w:left="360"/>
-        <w:rPr>
-          <w:rFonts w:ascii="Arial" w:hAnsi="Arial" w:cs="Arial"/>
-          <w:b/>
-          <w:bCs/>
-          <w:sz w:val="24"/>
-          <w:szCs w:val="24"/>
-          <w:lang w:val="en-US"/>
-        </w:rPr>
-      </w:pPr>
-    </w:p>
-    <w:p>
-      <w:pPr>
-        <w:ind w:left="360"/>
-        <w:rPr>
-          <w:rFonts w:ascii="Arial" w:hAnsi="Arial" w:cs="Arial"/>
-          <w:b/>
-          <w:bCs/>
-          <w:sz w:val="24"/>
-          <w:szCs w:val="24"/>
-          <w:lang w:val="en-US"/>
-        </w:rPr>
-      </w:pPr>
-    </w:p>
-    <w:p>
-      <w:pPr>
-        <w:ind w:left="360"/>
-        <w:rPr>
-          <w:rFonts w:ascii="Arial" w:hAnsi="Arial" w:cs="Arial"/>
-          <w:b/>
-          <w:bCs/>
-          <w:sz w:val="24"/>
-          <w:szCs w:val="24"/>
-          <w:lang w:val="en-US"/>
-        </w:rPr>
-      </w:pPr>
-    </w:p>
-    <w:p>
-      <w:pPr>
-        <w:ind w:left="360"/>
-        <w:rPr>
-          <w:rFonts w:ascii="Arial" w:hAnsi="Arial" w:cs="Arial"/>
-          <w:b/>
-          <w:bCs/>
-          <w:sz w:val="24"/>
-          <w:szCs w:val="24"/>
-          <w:lang w:val="en-US"/>
-        </w:rPr>
-      </w:pPr>
-    </w:p>
-    <w:p>
-      <w:pPr>
-        <w:ind w:left="360"/>
-        <w:rPr>
-          <w:rFonts w:ascii="Arial" w:hAnsi="Arial" w:cs="Arial"/>
-          <w:b/>
-          <w:bCs/>
-          <w:sz w:val="24"/>
-          <w:szCs w:val="24"/>
-          <w:lang w:val="en-US"/>
-        </w:rPr>
-      </w:pPr>
-    </w:p>
-    <w:p>
-      <w:pPr>
-        <w:ind w:left="360"/>
-        <w:rPr>
-          <w:rFonts w:ascii="Arial" w:hAnsi="Arial" w:cs="Arial"/>
-          <w:b/>
-          <w:bCs/>
-          <w:sz w:val="24"/>
-          <w:szCs w:val="24"/>
-          <w:lang w:val="en-US"/>
-        </w:rPr>
-      </w:pPr>
-    </w:p>
-    <w:p>
-      <w:pPr>
-        <w:ind w:left="360"/>
-        <w:rPr>
-          <w:rFonts w:ascii="Arial" w:hAnsi="Arial" w:cs="Arial"/>
-          <w:b/>
-          <w:bCs/>
-          <w:sz w:val="24"/>
-          <w:szCs w:val="24"/>
-          <w:lang w:val="en-US"/>
-        </w:rPr>
-      </w:pPr>
-    </w:p>
-    <w:p>
-      <w:pPr>
-        <w:ind w:left="360"/>
-        <w:rPr>
-          <w:rFonts w:ascii="Arial" w:hAnsi="Arial" w:cs="Arial"/>
-          <w:b/>
-          <w:bCs/>
-          <w:sz w:val="24"/>
-          <w:szCs w:val="24"/>
-          <w:lang w:val="en-US"/>
-        </w:rPr>
-      </w:pPr>
-    </w:p>
-    <w:p>
-      <w:pPr>
-        <w:ind w:left="360"/>
-        <w:rPr>
-          <w:rFonts w:ascii="Arial" w:hAnsi="Arial" w:cs="Arial"/>
-          <w:b/>
-          <w:bCs/>
-          <w:sz w:val="24"/>
-          <w:szCs w:val="24"/>
-          <w:lang w:val="en-US"/>
-        </w:rPr>
-      </w:pPr>
-    </w:p>
-    <w:p>
-      <w:pPr>
-        <w:ind w:left="360"/>
-        <w:rPr>
-          <w:rFonts w:ascii="Arial" w:hAnsi="Arial" w:cs="Arial"/>
-          <w:b/>
-          <w:bCs/>
-          <w:sz w:val="24"/>
-          <w:szCs w:val="24"/>
-          <w:lang w:val="en-US"/>
-        </w:rPr>
-      </w:pPr>
-    </w:p>
-    <w:p>
-      <w:pPr>
         <w:ind w:left="357"/>
         <w:jc w:val="both"/>
         <w:rPr>
@@ -2398,13 +1824,12 @@
     </w:p>
     <w:p>
       <w:pPr>
-        <w:pStyle w:val="ListParagraph"/>
+        <w:pStyle w:val="Prrafodelista"/>
         <w:numPr>
           <w:ilvl w:val="0"/>
-          <w:numId w:val="15"/>
+          <w:numId w:val="22"/>
         </w:numPr>
         <w:spacing w:after="120" w:line="300" w:lineRule="exact"/>
-        <w:ind w:left="357" w:hanging="357"/>
         <w:contextualSpacing w:val="0"/>
         <w:jc w:val="both"/>
         <w:rPr>
@@ -2417,7 +1842,6 @@
           <w:rFonts w:ascii="Arial" w:hAnsi="Arial" w:cs="Arial"/>
           <w:color w:val="0D0D0D" w:themeColor="text1" w:themeTint="F2"/>
         </w:rPr>
-        <w:lastRenderedPageBreak/>
         <w:t xml:space="preserve">Diseña una lista de control de </w:t>
       </w:r>
       <w:r>
@@ -5122,6 +4546,97 @@
     </w:lvl>
   </w:abstractNum>
   <w:abstractNum w:abstractNumId="8" w15:restartNumberingAfterBreak="0">
+    <w:nsid w:val="3A7A1238"/>
+    <w:multiLevelType w:val="hybridMultilevel"/>
+    <w:tmpl w:val="6CC43652"/>
+    <w:lvl w:ilvl="0" w:tplc="391E9CF0">
+      <w:start w:val="1"/>
+      <w:numFmt w:val="decimal"/>
+      <w:lvlText w:val="%1."/>
+      <w:lvlJc w:val="left"/>
+      <w:pPr>
+        <w:ind w:left="360" w:hanging="360"/>
+      </w:pPr>
+      <w:rPr>
+        <w:rFonts w:hint="default"/>
+        <w:b/>
+        <w:i w:val="0"/>
+      </w:rPr>
+    </w:lvl>
+    <w:lvl w:ilvl="1" w:tplc="080A0019" w:tentative="1">
+      <w:start w:val="1"/>
+      <w:numFmt w:val="lowerLetter"/>
+      <w:lvlText w:val="%2."/>
+      <w:lvlJc w:val="left"/>
+      <w:pPr>
+        <w:ind w:left="1440" w:hanging="360"/>
+      </w:pPr>
+    </w:lvl>
+    <w:lvl w:ilvl="2" w:tplc="080A001B" w:tentative="1">
+      <w:start w:val="1"/>
+      <w:numFmt w:val="lowerRoman"/>
+      <w:lvlText w:val="%3."/>
+      <w:lvlJc w:val="right"/>
+      <w:pPr>
+        <w:ind w:left="2160" w:hanging="180"/>
+      </w:pPr>
+    </w:lvl>
+    <w:lvl w:ilvl="3" w:tplc="080A000F" w:tentative="1">
+      <w:start w:val="1"/>
+      <w:numFmt w:val="decimal"/>
+      <w:lvlText w:val="%4."/>
+      <w:lvlJc w:val="left"/>
+      <w:pPr>
+        <w:ind w:left="2880" w:hanging="360"/>
+      </w:pPr>
+    </w:lvl>
+    <w:lvl w:ilvl="4" w:tplc="080A0019" w:tentative="1">
+      <w:start w:val="1"/>
+      <w:numFmt w:val="lowerLetter"/>
+      <w:lvlText w:val="%5."/>
+      <w:lvlJc w:val="left"/>
+      <w:pPr>
+        <w:ind w:left="3600" w:hanging="360"/>
+      </w:pPr>
+    </w:lvl>
+    <w:lvl w:ilvl="5" w:tplc="080A001B" w:tentative="1">
+      <w:start w:val="1"/>
+      <w:numFmt w:val="lowerRoman"/>
+      <w:lvlText w:val="%6."/>
+      <w:lvlJc w:val="right"/>
+      <w:pPr>
+        <w:ind w:left="4320" w:hanging="180"/>
+      </w:pPr>
+    </w:lvl>
+    <w:lvl w:ilvl="6" w:tplc="080A000F" w:tentative="1">
+      <w:start w:val="1"/>
+      <w:numFmt w:val="decimal"/>
+      <w:lvlText w:val="%7."/>
+      <w:lvlJc w:val="left"/>
+      <w:pPr>
+        <w:ind w:left="5040" w:hanging="360"/>
+      </w:pPr>
+    </w:lvl>
+    <w:lvl w:ilvl="7" w:tplc="080A0019" w:tentative="1">
+      <w:start w:val="1"/>
+      <w:numFmt w:val="lowerLetter"/>
+      <w:lvlText w:val="%8."/>
+      <w:lvlJc w:val="left"/>
+      <w:pPr>
+        <w:ind w:left="5760" w:hanging="360"/>
+      </w:pPr>
+    </w:lvl>
+    <w:lvl w:ilvl="8" w:tplc="080A001B" w:tentative="1">
+      <w:start w:val="1"/>
+      <w:numFmt w:val="lowerRoman"/>
+      <w:lvlText w:val="%9."/>
+      <w:lvlJc w:val="right"/>
+      <w:pPr>
+        <w:ind w:left="6480" w:hanging="180"/>
+      </w:pPr>
+    </w:lvl>
+  </w:abstractNum>
+  <w:abstractNum w:abstractNumId="9" w15:restartNumberingAfterBreak="0">
     <w:nsid w:val="3D6B779A"/>
     <w:multiLevelType w:val="hybridMultilevel"/>
     <w:tmpl w:val="443630CA"/>
@@ -5210,7 +4725,7 @@
       </w:pPr>
     </w:lvl>
   </w:abstractNum>
-  <w:abstractNum w:abstractNumId="9" w15:restartNumberingAfterBreak="0">
+  <w:abstractNum w:abstractNumId="10" w15:restartNumberingAfterBreak="0">
     <w:nsid w:val="3E16036E"/>
     <w:multiLevelType w:val="hybridMultilevel"/>
     <w:tmpl w:val="6BC8608C"/>
@@ -5302,7 +4817,7 @@
       </w:pPr>
     </w:lvl>
   </w:abstractNum>
-  <w:abstractNum w:abstractNumId="10" w15:restartNumberingAfterBreak="0">
+  <w:abstractNum w:abstractNumId="11" w15:restartNumberingAfterBreak="0">
     <w:nsid w:val="3E8D6E57"/>
     <w:multiLevelType w:val="hybridMultilevel"/>
     <w:tmpl w:val="B316F8BC"/>
@@ -5388,7 +4903,7 @@
       </w:pPr>
     </w:lvl>
   </w:abstractNum>
-  <w:abstractNum w:abstractNumId="11" w15:restartNumberingAfterBreak="0">
+  <w:abstractNum w:abstractNumId="12" w15:restartNumberingAfterBreak="0">
     <w:nsid w:val="3F304605"/>
     <w:multiLevelType w:val="singleLevel"/>
     <w:tmpl w:val="96E8A9D8"/>
@@ -5408,7 +4923,7 @@
       </w:rPr>
     </w:lvl>
   </w:abstractNum>
-  <w:abstractNum w:abstractNumId="12" w15:restartNumberingAfterBreak="0">
+  <w:abstractNum w:abstractNumId="13" w15:restartNumberingAfterBreak="0">
     <w:nsid w:val="458A04AC"/>
     <w:multiLevelType w:val="hybridMultilevel"/>
     <w:tmpl w:val="B614C3AE"/>
@@ -5521,7 +5036,7 @@
       </w:rPr>
     </w:lvl>
   </w:abstractNum>
-  <w:abstractNum w:abstractNumId="13" w15:restartNumberingAfterBreak="0">
+  <w:abstractNum w:abstractNumId="14" w15:restartNumberingAfterBreak="0">
     <w:nsid w:val="559877CB"/>
     <w:multiLevelType w:val="hybridMultilevel"/>
     <w:tmpl w:val="FF88AB06"/>
@@ -5634,7 +5149,7 @@
       </w:rPr>
     </w:lvl>
   </w:abstractNum>
-  <w:abstractNum w:abstractNumId="14" w15:restartNumberingAfterBreak="0">
+  <w:abstractNum w:abstractNumId="15" w15:restartNumberingAfterBreak="0">
     <w:nsid w:val="58883183"/>
     <w:multiLevelType w:val="hybridMultilevel"/>
     <w:tmpl w:val="A89E5F30"/>
@@ -5726,7 +5241,7 @@
       </w:pPr>
     </w:lvl>
   </w:abstractNum>
-  <w:abstractNum w:abstractNumId="15" w15:restartNumberingAfterBreak="0">
+  <w:abstractNum w:abstractNumId="16" w15:restartNumberingAfterBreak="0">
     <w:nsid w:val="59305231"/>
     <w:multiLevelType w:val="multilevel"/>
     <w:tmpl w:val="D070CE3C"/>
@@ -5875,7 +5390,7 @@
       </w:rPr>
     </w:lvl>
   </w:abstractNum>
-  <w:abstractNum w:abstractNumId="16" w15:restartNumberingAfterBreak="0">
+  <w:abstractNum w:abstractNumId="17" w15:restartNumberingAfterBreak="0">
     <w:nsid w:val="5EF51F97"/>
     <w:multiLevelType w:val="hybridMultilevel"/>
     <w:tmpl w:val="6DB8926A"/>
@@ -5964,7 +5479,7 @@
       </w:pPr>
     </w:lvl>
   </w:abstractNum>
-  <w:abstractNum w:abstractNumId="17" w15:restartNumberingAfterBreak="0">
+  <w:abstractNum w:abstractNumId="18" w15:restartNumberingAfterBreak="0">
     <w:nsid w:val="6A353299"/>
     <w:multiLevelType w:val="hybridMultilevel"/>
     <w:tmpl w:val="854C57A0"/>
@@ -6077,7 +5592,7 @@
       </w:rPr>
     </w:lvl>
   </w:abstractNum>
-  <w:abstractNum w:abstractNumId="18" w15:restartNumberingAfterBreak="0">
+  <w:abstractNum w:abstractNumId="19" w15:restartNumberingAfterBreak="0">
     <w:nsid w:val="6B3D53CD"/>
     <w:multiLevelType w:val="hybridMultilevel"/>
     <w:tmpl w:val="4A087306"/>
@@ -6166,7 +5681,7 @@
       </w:pPr>
     </w:lvl>
   </w:abstractNum>
-  <w:abstractNum w:abstractNumId="19" w15:restartNumberingAfterBreak="0">
+  <w:abstractNum w:abstractNumId="20" w15:restartNumberingAfterBreak="0">
     <w:nsid w:val="6D6A5C09"/>
     <w:multiLevelType w:val="hybridMultilevel"/>
     <w:tmpl w:val="A09881C4"/>
@@ -6257,7 +5772,7 @@
       </w:pPr>
     </w:lvl>
   </w:abstractNum>
-  <w:abstractNum w:abstractNumId="20" w15:restartNumberingAfterBreak="0">
+  <w:abstractNum w:abstractNumId="21" w15:restartNumberingAfterBreak="0">
     <w:nsid w:val="7C436979"/>
     <w:multiLevelType w:val="hybridMultilevel"/>
     <w:tmpl w:val="4F8C12B8"/>
@@ -6344,7 +5859,7 @@
     </w:lvl>
   </w:abstractNum>
   <w:num w:numId="1" w16cid:durableId="1350184246">
-    <w:abstractNumId w:val="11"/>
+    <w:abstractNumId w:val="12"/>
   </w:num>
   <w:num w:numId="2" w16cid:durableId="996811307">
     <w:abstractNumId w:val="2"/>
@@ -6362,49 +5877,52 @@
     <w:abstractNumId w:val="0"/>
   </w:num>
   <w:num w:numId="7" w16cid:durableId="697123011">
-    <w:abstractNumId w:val="14"/>
+    <w:abstractNumId w:val="15"/>
   </w:num>
   <w:num w:numId="8" w16cid:durableId="926158453">
-    <w:abstractNumId w:val="17"/>
+    <w:abstractNumId w:val="18"/>
   </w:num>
   <w:num w:numId="9" w16cid:durableId="862013982">
-    <w:abstractNumId w:val="9"/>
+    <w:abstractNumId w:val="10"/>
   </w:num>
   <w:num w:numId="10" w16cid:durableId="252012670">
-    <w:abstractNumId w:val="12"/>
+    <w:abstractNumId w:val="13"/>
   </w:num>
   <w:num w:numId="11" w16cid:durableId="188027130">
-    <w:abstractNumId w:val="16"/>
+    <w:abstractNumId w:val="17"/>
   </w:num>
   <w:num w:numId="12" w16cid:durableId="43649490">
     <w:abstractNumId w:val="1"/>
   </w:num>
   <w:num w:numId="13" w16cid:durableId="1694963371">
-    <w:abstractNumId w:val="15"/>
+    <w:abstractNumId w:val="16"/>
   </w:num>
   <w:num w:numId="14" w16cid:durableId="281618572">
-    <w:abstractNumId w:val="20"/>
+    <w:abstractNumId w:val="21"/>
   </w:num>
   <w:num w:numId="15" w16cid:durableId="1882864017">
-    <w:abstractNumId w:val="19"/>
+    <w:abstractNumId w:val="20"/>
   </w:num>
   <w:num w:numId="16" w16cid:durableId="2028284768">
     <w:abstractNumId w:val="3"/>
   </w:num>
   <w:num w:numId="17" w16cid:durableId="70273436">
-    <w:abstractNumId w:val="13"/>
+    <w:abstractNumId w:val="14"/>
   </w:num>
   <w:num w:numId="18" w16cid:durableId="315039303">
-    <w:abstractNumId w:val="8"/>
+    <w:abstractNumId w:val="9"/>
   </w:num>
   <w:num w:numId="19" w16cid:durableId="1994332929">
-    <w:abstractNumId w:val="18"/>
+    <w:abstractNumId w:val="19"/>
   </w:num>
   <w:num w:numId="20" w16cid:durableId="1036201145">
     <w:abstractNumId w:val="4"/>
   </w:num>
   <w:num w:numId="21" w16cid:durableId="1840849971">
-    <w:abstractNumId w:val="10"/>
+    <w:abstractNumId w:val="11"/>
+  </w:num>
+  <w:num w:numId="22" w16cid:durableId="2038656292">
+    <w:abstractNumId w:val="8"/>
   </w:num>
 </w:numbering>
 </file>
@@ -6805,7 +6323,7 @@
       <w:lang w:val="es-ES" w:eastAsia="es-ES"/>
     </w:rPr>
   </w:style>
-  <w:style w:type="paragraph" w:styleId="Heading1">
+  <w:style w:type="paragraph" w:styleId="Ttulo1">
     <w:name w:val="heading 1"/>
     <w:basedOn w:val="Normal"/>
     <w:next w:val="Normal"/>
@@ -6821,11 +6339,11 @@
       <w:sz w:val="24"/>
     </w:rPr>
   </w:style>
-  <w:style w:type="paragraph" w:styleId="Heading4">
+  <w:style w:type="paragraph" w:styleId="Ttulo4">
     <w:name w:val="heading 4"/>
     <w:basedOn w:val="Normal"/>
     <w:next w:val="Normal"/>
-    <w:link w:val="Heading4Char"/>
+    <w:link w:val="Ttulo4Car"/>
     <w:uiPriority w:val="9"/>
     <w:unhideWhenUsed/>
     <w:qFormat/>
@@ -6843,13 +6361,13 @@
       <w:color w:val="2E74B5" w:themeColor="accent1" w:themeShade="BF"/>
     </w:rPr>
   </w:style>
-  <w:style w:type="character" w:default="1" w:styleId="DefaultParagraphFont">
+  <w:style w:type="character" w:default="1" w:styleId="Fuentedeprrafopredeter">
     <w:name w:val="Default Paragraph Font"/>
     <w:uiPriority w:val="1"/>
     <w:semiHidden/>
     <w:unhideWhenUsed/>
   </w:style>
-  <w:style w:type="table" w:default="1" w:styleId="TableNormal">
+  <w:style w:type="table" w:default="1" w:styleId="Tablanormal">
     <w:name w:val="Normal Table"/>
     <w:uiPriority w:val="99"/>
     <w:semiHidden/>
@@ -6864,37 +6382,37 @@
       </w:tblCellMar>
     </w:tblPr>
   </w:style>
-  <w:style w:type="numbering" w:default="1" w:styleId="NoList">
+  <w:style w:type="numbering" w:default="1" w:styleId="Sinlista">
     <w:name w:val="No List"/>
     <w:uiPriority w:val="99"/>
     <w:semiHidden/>
     <w:unhideWhenUsed/>
   </w:style>
-  <w:style w:type="character" w:styleId="Hyperlink">
+  <w:style w:type="character" w:styleId="Hipervnculo">
     <w:name w:val="Hyperlink"/>
     <w:rPr>
       <w:color w:val="0000FF"/>
       <w:u w:val="single"/>
     </w:rPr>
   </w:style>
-  <w:style w:type="paragraph" w:styleId="BodyText">
+  <w:style w:type="paragraph" w:styleId="Textoindependiente">
     <w:name w:val="Body Text"/>
     <w:basedOn w:val="Normal"/>
     <w:rPr>
       <w:color w:val="0000FF"/>
     </w:rPr>
   </w:style>
-  <w:style w:type="character" w:styleId="FollowedHyperlink">
+  <w:style w:type="character" w:styleId="Hipervnculovisitado">
     <w:name w:val="FollowedHyperlink"/>
     <w:rPr>
       <w:color w:val="800080"/>
       <w:u w:val="single"/>
     </w:rPr>
   </w:style>
-  <w:style w:type="paragraph" w:styleId="BalloonText">
+  <w:style w:type="paragraph" w:styleId="Textodeglobo">
     <w:name w:val="Balloon Text"/>
     <w:basedOn w:val="Normal"/>
-    <w:link w:val="BalloonTextChar"/>
+    <w:link w:val="TextodegloboCar"/>
     <w:uiPriority w:val="99"/>
     <w:semiHidden/>
     <w:unhideWhenUsed/>
@@ -6905,9 +6423,9 @@
       <w:szCs w:val="16"/>
     </w:rPr>
   </w:style>
-  <w:style w:type="character" w:customStyle="1" w:styleId="BalloonTextChar">
-    <w:name w:val="Balloon Text Char"/>
-    <w:link w:val="BalloonText"/>
+  <w:style w:type="character" w:customStyle="1" w:styleId="TextodegloboCar">
+    <w:name w:val="Texto de globo Car"/>
+    <w:link w:val="Textodeglobo"/>
     <w:uiPriority w:val="99"/>
     <w:semiHidden/>
     <w:rsid w:val="00D079ED"/>
@@ -6918,10 +6436,10 @@
       <w:lang w:val="es-ES" w:eastAsia="es-ES"/>
     </w:rPr>
   </w:style>
-  <w:style w:type="character" w:customStyle="1" w:styleId="Heading4Char">
-    <w:name w:val="Heading 4 Char"/>
-    <w:basedOn w:val="DefaultParagraphFont"/>
-    <w:link w:val="Heading4"/>
+  <w:style w:type="character" w:customStyle="1" w:styleId="Ttulo4Car">
+    <w:name w:val="Título 4 Car"/>
+    <w:basedOn w:val="Fuentedeprrafopredeter"/>
+    <w:link w:val="Ttulo4"/>
     <w:uiPriority w:val="9"/>
     <w:rsid w:val="00CA2AB1"/>
     <w:rPr>
@@ -6932,9 +6450,9 @@
       <w:lang w:val="es-ES" w:eastAsia="es-ES"/>
     </w:rPr>
   </w:style>
-  <w:style w:type="table" w:styleId="TableGrid">
+  <w:style w:type="table" w:styleId="Tablaconcuadrcula">
     <w:name w:val="Table Grid"/>
-    <w:basedOn w:val="TableNormal"/>
+    <w:basedOn w:val="Tablanormal"/>
     <w:uiPriority w:val="39"/>
     <w:rsid w:val="00E03363"/>
     <w:rPr>
@@ -7009,7 +6527,7 @@
       <w:lang w:val="en-US" w:eastAsia="en-US"/>
     </w:rPr>
   </w:style>
-  <w:style w:type="paragraph" w:styleId="ListParagraph">
+  <w:style w:type="paragraph" w:styleId="Prrafodelista">
     <w:name w:val="List Paragraph"/>
     <w:basedOn w:val="Normal"/>
     <w:uiPriority w:val="34"/>
@@ -7023,7 +6541,7 @@
   <w:style w:type="paragraph" w:customStyle="1" w:styleId="Task">
     <w:name w:val="Task"/>
     <w:basedOn w:val="Normal"/>
-    <w:next w:val="BodyText"/>
+    <w:next w:val="Textoindependiente"/>
     <w:rsid w:val="00244F6E"/>
     <w:pPr>
       <w:keepNext/>
@@ -7053,9 +6571,9 @@
       <w:lang w:val="en-US" w:eastAsia="en-US"/>
     </w:rPr>
   </w:style>
-  <w:style w:type="character" w:styleId="Strong">
+  <w:style w:type="character" w:styleId="Textoennegrita">
     <w:name w:val="Strong"/>
-    <w:basedOn w:val="DefaultParagraphFont"/>
+    <w:basedOn w:val="Fuentedeprrafopredeter"/>
     <w:uiPriority w:val="22"/>
     <w:qFormat/>
     <w:rsid w:val="00233174"/>
@@ -7081,7 +6599,7 @@
   </w:style>
   <w:style w:type="character" w:customStyle="1" w:styleId="instructurefileholder">
     <w:name w:val="instructure_file_holder"/>
-    <w:basedOn w:val="DefaultParagraphFont"/>
+    <w:basedOn w:val="Fuentedeprrafopredeter"/>
     <w:rsid w:val="00233174"/>
   </w:style>
 </w:styles>

--- a/CalendarioAgo25/Actividades/A9_ACLs/v1/act9_matricula.docx
+++ b/CalendarioAgo25/Actividades/A9_ACLs/v1/act9_matricula.docx
@@ -172,7 +172,7 @@
                                     </pic:cNvPicPr>
                                   </pic:nvPicPr>
                                   <pic:blipFill>
-                                    <a:blip r:embed="rId5">
+                                    <a:blip r:embed="rId6">
                                       <a:extLst>
                                         <a:ext uri="{28A0092B-C50C-407E-A947-70E740481C1C}">
                                           <a14:useLocalDpi xmlns:a14="http://schemas.microsoft.com/office/drawing/2010/main" val="0"/>
@@ -542,7 +542,7 @@
                                           <pic:cNvPicPr/>
                                         </pic:nvPicPr>
                                         <pic:blipFill>
-                                          <a:blip r:embed="rId6"/>
+                                          <a:blip r:embed="rId7"/>
                                           <a:stretch>
                                             <a:fillRect/>
                                           </a:stretch>
@@ -606,7 +606,7 @@
                                     <pic:cNvPicPr/>
                                   </pic:nvPicPr>
                                   <pic:blipFill>
-                                    <a:blip r:embed="rId6"/>
+                                    <a:blip r:embed="rId8"/>
                                     <a:stretch>
                                       <a:fillRect/>
                                     </a:stretch>
@@ -653,1160 +653,265 @@
     </w:p>
     <w:p>
       <w:pPr>
-        <w:pStyle w:val="NormalWeb"/>
-        <w:numPr>
-          <w:ilvl w:val="0"/>
-          <w:numId w:val="22"/>
-        </w:numPr>
-        <w:shd w:val="clear" w:color="auto" w:fill="FFFFFF" w:themeFill="background1"/>
-        <w:spacing w:before="120" w:after="120" w:line="300" w:lineRule="exact"/>
+        <w:ind w:left="357"/>
         <w:jc w:val="both"/>
-        <w:rPr>
-          <w:rFonts w:ascii="Arial" w:hAnsi="Arial" w:cs="Arial"/>
-          <w:color w:val="2D3B45"/>
-          <w:sz w:val="20"/>
-          <w:szCs w:val="20"/>
-        </w:rPr>
-      </w:pPr>
-      <w:bookmarkStart w:id="0" w:name="_Hlk196068391"/>
-      <w:r>
-        <w:rPr>
-          <w:rFonts w:ascii="Arial" w:hAnsi="Arial" w:cs="Arial"/>
-          <w:color w:val="2D3B45"/>
-          <w:sz w:val="20"/>
-          <w:szCs w:val="20"/>
-        </w:rPr>
-        <w:t xml:space="preserve">Diseña una lista de control de </w:t>
-      </w:r>
-      <w:r>
-        <w:rPr>
-          <w:rFonts w:ascii="Arial" w:hAnsi="Arial" w:cs="Arial"/>
-          <w:color w:val="2D3B45"/>
-          <w:sz w:val="20"/>
-          <w:szCs w:val="20"/>
-        </w:rPr>
-        <w:t>acceso extendida</w:t>
-      </w:r>
-      <w:r>
-        <w:rPr>
-          <w:rFonts w:ascii="Arial" w:hAnsi="Arial" w:cs="Arial"/>
-          <w:color w:val="2D3B45"/>
-          <w:sz w:val="20"/>
-          <w:szCs w:val="20"/>
-        </w:rPr>
-        <w:t xml:space="preserve"> </w:t>
-      </w:r>
-      <w:r>
-        <w:rPr>
-          <w:rFonts w:ascii="Arial" w:hAnsi="Arial" w:cs="Arial"/>
-          <w:color w:val="2D3B45"/>
-          <w:sz w:val="20"/>
-          <w:szCs w:val="20"/>
-        </w:rPr>
-        <w:t>que</w:t>
-      </w:r>
-      <w:r>
-        <w:rPr>
-          <w:rFonts w:ascii="Arial" w:hAnsi="Arial" w:cs="Arial"/>
-          <w:color w:val="2D3B45"/>
-          <w:sz w:val="20"/>
-          <w:szCs w:val="20"/>
-        </w:rPr>
-        <w:t xml:space="preserve"> </w:t>
-      </w:r>
-      <w:r>
         <w:rPr>
           <w:rFonts w:ascii="Arial" w:hAnsi="Arial" w:cs="Arial"/>
           <w:b/>
           <w:bCs/>
-          <w:color w:val="2D3B45"/>
-          <w:sz w:val="20"/>
-          <w:szCs w:val="20"/>
-        </w:rPr>
-        <w:t>imp</w:t>
-      </w:r>
-      <w:r>
+          <w:lang w:val="es-MX"/>
+        </w:rPr>
+      </w:pPr>
+    </w:p>
+    <w:p>
+      <w:pPr>
+        <w:ind w:left="357"/>
+        <w:jc w:val="both"/>
         <w:rPr>
           <w:rFonts w:ascii="Arial" w:hAnsi="Arial" w:cs="Arial"/>
           <w:b/>
           <w:bCs/>
-          <w:color w:val="2D3B45"/>
-          <w:sz w:val="20"/>
-          <w:szCs w:val="20"/>
-        </w:rPr>
-        <w:t>ida</w:t>
-      </w:r>
-      <w:r>
-        <w:rPr>
-          <w:rFonts w:ascii="Arial" w:hAnsi="Arial" w:cs="Arial"/>
-          <w:color w:val="2D3B45"/>
-          <w:sz w:val="20"/>
-          <w:szCs w:val="20"/>
-        </w:rPr>
-        <w:t xml:space="preserve"> que </w:t>
-      </w:r>
-      <w:r>
-        <w:rPr>
-          <w:rFonts w:ascii="Arial" w:hAnsi="Arial" w:cs="Arial"/>
-          <w:color w:val="2D3B45"/>
-          <w:sz w:val="20"/>
-          <w:szCs w:val="20"/>
-        </w:rPr>
-        <w:t>todos los equipos de la subred de</w:t>
-      </w:r>
-      <w:r>
-        <w:rPr>
-          <w:rFonts w:ascii="Arial" w:hAnsi="Arial" w:cs="Arial"/>
-          <w:color w:val="2D3B45"/>
-          <w:sz w:val="20"/>
-          <w:szCs w:val="20"/>
-        </w:rPr>
-        <w:t xml:space="preserve"> </w:t>
-      </w:r>
-      <w:r>
+          <w:lang w:val="es-MX"/>
+        </w:rPr>
+      </w:pPr>
+    </w:p>
+    <w:p>
+      <w:pPr>
+        <w:ind w:left="357"/>
+        <w:jc w:val="both"/>
         <w:rPr>
           <w:rFonts w:ascii="Arial" w:hAnsi="Arial" w:cs="Arial"/>
           <w:b/>
           <w:bCs/>
-          <w:color w:val="2D3B45"/>
-          <w:sz w:val="20"/>
-          <w:szCs w:val="20"/>
-        </w:rPr>
-        <w:t>Alumnos</w:t>
-      </w:r>
-      <w:r>
-        <w:rPr>
-          <w:rFonts w:ascii="Arial" w:hAnsi="Arial" w:cs="Arial"/>
-          <w:color w:val="2D3B45"/>
-          <w:sz w:val="20"/>
-          <w:szCs w:val="20"/>
-        </w:rPr>
-        <w:t xml:space="preserve"> tengan acceso a la subred de </w:t>
-      </w:r>
-      <w:r>
+          <w:lang w:val="es-MX"/>
+        </w:rPr>
+      </w:pPr>
+    </w:p>
+    <w:p>
+      <w:pPr>
+        <w:ind w:left="357"/>
+        <w:jc w:val="both"/>
         <w:rPr>
           <w:rFonts w:ascii="Arial" w:hAnsi="Arial" w:cs="Arial"/>
           <w:b/>
           <w:bCs/>
-          <w:color w:val="2D3B45"/>
-          <w:sz w:val="20"/>
-          <w:szCs w:val="20"/>
-        </w:rPr>
-        <w:t>Direct</w:t>
-      </w:r>
-      <w:r>
+          <w:lang w:val="es-MX"/>
+        </w:rPr>
+      </w:pPr>
+    </w:p>
+    <w:p>
+      <w:pPr>
+        <w:ind w:left="357"/>
+        <w:jc w:val="both"/>
         <w:rPr>
           <w:rFonts w:ascii="Arial" w:hAnsi="Arial" w:cs="Arial"/>
           <w:b/>
           <w:bCs/>
-          <w:color w:val="2D3B45"/>
-          <w:sz w:val="20"/>
-          <w:szCs w:val="20"/>
-        </w:rPr>
-        <w:t>ores</w:t>
-      </w:r>
-      <w:r>
-        <w:rPr>
-          <w:rFonts w:ascii="Arial" w:hAnsi="Arial" w:cs="Arial"/>
-          <w:color w:val="2D3B45"/>
-          <w:sz w:val="20"/>
-          <w:szCs w:val="20"/>
-        </w:rPr>
-        <w:t xml:space="preserve"> y </w:t>
-      </w:r>
-      <w:r>
+          <w:lang w:val="es-MX"/>
+        </w:rPr>
+      </w:pPr>
+    </w:p>
+    <w:p>
+      <w:pPr>
+        <w:ind w:left="357"/>
+        <w:jc w:val="both"/>
         <w:rPr>
           <w:rFonts w:ascii="Arial" w:hAnsi="Arial" w:cs="Arial"/>
           <w:b/>
           <w:bCs/>
-          <w:color w:val="2D3B45"/>
-          <w:sz w:val="20"/>
-          <w:szCs w:val="20"/>
-        </w:rPr>
-        <w:t>Profesores</w:t>
-      </w:r>
-      <w:r>
-        <w:rPr>
-          <w:rFonts w:ascii="Arial" w:hAnsi="Arial" w:cs="Arial"/>
-          <w:color w:val="2D3B45"/>
-          <w:sz w:val="20"/>
-          <w:szCs w:val="20"/>
-        </w:rPr>
-        <w:t>.</w:t>
-      </w:r>
+          <w:lang w:val="es-MX"/>
+        </w:rPr>
+      </w:pPr>
     </w:p>
     <w:p>
       <w:pPr>
-        <w:pStyle w:val="NormalWeb"/>
-        <w:shd w:val="clear" w:color="auto" w:fill="FFFFFF" w:themeFill="background1"/>
-        <w:spacing w:before="0" w:beforeAutospacing="0" w:after="0" w:afterAutospacing="0" w:line="340" w:lineRule="exact"/>
-        <w:ind w:left="360"/>
+        <w:ind w:left="357"/>
         <w:jc w:val="both"/>
         <w:rPr>
           <w:rFonts w:ascii="Arial" w:hAnsi="Arial" w:cs="Arial"/>
-          <w:color w:val="2D3B45"/>
-          <w:sz w:val="20"/>
-          <w:szCs w:val="20"/>
-          <w:lang w:val="en-US"/>
-        </w:rPr>
-      </w:pPr>
-      <w:r>
-        <w:rPr>
-          <w:rFonts w:ascii="Arial" w:hAnsi="Arial" w:cs="Arial"/>
-          <w:color w:val="2D3B45"/>
-          <w:sz w:val="20"/>
-          <w:szCs w:val="20"/>
-          <w:lang w:val="en-US"/>
-        </w:rPr>
-        <w:t>router(config)#</w:t>
-      </w:r>
+          <w:b/>
+          <w:bCs/>
+          <w:lang w:val="es-MX"/>
+        </w:rPr>
+      </w:pPr>
     </w:p>
     <w:p>
       <w:pPr>
-        <w:pStyle w:val="NormalWeb"/>
-        <w:shd w:val="clear" w:color="auto" w:fill="FFFFFF" w:themeFill="background1"/>
-        <w:spacing w:before="0" w:beforeAutospacing="0" w:after="0" w:afterAutospacing="0" w:line="340" w:lineRule="exact"/>
-        <w:ind w:left="360"/>
+        <w:ind w:left="357"/>
         <w:jc w:val="both"/>
         <w:rPr>
           <w:rFonts w:ascii="Arial" w:hAnsi="Arial" w:cs="Arial"/>
-          <w:color w:val="2D3B45"/>
-          <w:sz w:val="20"/>
-          <w:szCs w:val="20"/>
-          <w:lang w:val="en-US"/>
-        </w:rPr>
-      </w:pPr>
-      <w:r>
-        <w:rPr>
-          <w:rFonts w:ascii="Arial" w:hAnsi="Arial" w:cs="Arial"/>
-          <w:color w:val="2D3B45"/>
-          <w:sz w:val="20"/>
-          <w:szCs w:val="20"/>
-          <w:lang w:val="en-US"/>
-        </w:rPr>
-        <w:t>router(config)#</w:t>
-      </w:r>
+          <w:b/>
+          <w:bCs/>
+          <w:lang w:val="es-MX"/>
+        </w:rPr>
+      </w:pPr>
     </w:p>
     <w:p>
       <w:pPr>
-        <w:pStyle w:val="NormalWeb"/>
-        <w:shd w:val="clear" w:color="auto" w:fill="FFFFFF" w:themeFill="background1"/>
-        <w:spacing w:before="0" w:beforeAutospacing="0" w:after="0" w:afterAutospacing="0" w:line="340" w:lineRule="exact"/>
-        <w:ind w:left="360"/>
+        <w:ind w:left="357"/>
         <w:jc w:val="both"/>
         <w:rPr>
           <w:rFonts w:ascii="Arial" w:hAnsi="Arial" w:cs="Arial"/>
-          <w:color w:val="2D3B45"/>
-          <w:sz w:val="20"/>
-          <w:szCs w:val="20"/>
-          <w:lang w:val="en-US"/>
-        </w:rPr>
-      </w:pPr>
-      <w:r>
-        <w:rPr>
-          <w:rFonts w:ascii="Arial" w:hAnsi="Arial" w:cs="Arial"/>
-          <w:color w:val="2D3B45"/>
-          <w:sz w:val="20"/>
-          <w:szCs w:val="20"/>
-          <w:lang w:val="en-US"/>
-        </w:rPr>
-        <w:t>router(config)#</w:t>
-      </w:r>
+          <w:b/>
+          <w:bCs/>
+          <w:lang w:val="es-MX"/>
+        </w:rPr>
+      </w:pPr>
     </w:p>
     <w:p>
       <w:pPr>
-        <w:pStyle w:val="NormalWeb"/>
-        <w:shd w:val="clear" w:color="auto" w:fill="FFFFFF" w:themeFill="background1"/>
-        <w:spacing w:before="0" w:beforeAutospacing="0" w:after="0" w:afterAutospacing="0" w:line="340" w:lineRule="exact"/>
-        <w:ind w:left="360"/>
+        <w:ind w:left="357"/>
         <w:jc w:val="both"/>
         <w:rPr>
           <w:rFonts w:ascii="Arial" w:hAnsi="Arial" w:cs="Arial"/>
-          <w:color w:val="2D3B45"/>
-          <w:sz w:val="20"/>
-          <w:szCs w:val="20"/>
-        </w:rPr>
-      </w:pPr>
-      <w:proofErr w:type="spellStart"/>
-      <w:r>
-        <w:rPr>
-          <w:rFonts w:ascii="Arial" w:hAnsi="Arial" w:cs="Arial"/>
-          <w:color w:val="2D3B45"/>
-          <w:sz w:val="20"/>
-          <w:szCs w:val="20"/>
-        </w:rPr>
-        <w:t>router</w:t>
-      </w:r>
-      <w:proofErr w:type="spellEnd"/>
-      <w:r>
-        <w:rPr>
-          <w:rFonts w:ascii="Arial" w:hAnsi="Arial" w:cs="Arial"/>
-          <w:color w:val="2D3B45"/>
-          <w:sz w:val="20"/>
-          <w:szCs w:val="20"/>
-        </w:rPr>
-        <w:t>(</w:t>
-      </w:r>
-      <w:proofErr w:type="spellStart"/>
-      <w:r>
-        <w:rPr>
-          <w:rFonts w:ascii="Arial" w:hAnsi="Arial" w:cs="Arial"/>
-          <w:color w:val="2D3B45"/>
-          <w:sz w:val="20"/>
-          <w:szCs w:val="20"/>
-        </w:rPr>
-        <w:t>config</w:t>
-      </w:r>
-      <w:proofErr w:type="spellEnd"/>
-      <w:r>
-        <w:rPr>
-          <w:rFonts w:ascii="Arial" w:hAnsi="Arial" w:cs="Arial"/>
-          <w:color w:val="2D3B45"/>
-          <w:sz w:val="20"/>
-          <w:szCs w:val="20"/>
-        </w:rPr>
-        <w:t>)#</w:t>
-      </w:r>
+          <w:b/>
+          <w:bCs/>
+          <w:lang w:val="es-MX"/>
+        </w:rPr>
+      </w:pPr>
     </w:p>
     <w:p>
       <w:pPr>
-        <w:pStyle w:val="NormalWeb"/>
-        <w:shd w:val="clear" w:color="auto" w:fill="FFFFFF" w:themeFill="background1"/>
-        <w:spacing w:before="0" w:beforeAutospacing="0" w:after="0" w:afterAutospacing="0"/>
         <w:ind w:left="357"/>
         <w:jc w:val="both"/>
         <w:rPr>
           <w:rFonts w:ascii="Arial" w:hAnsi="Arial" w:cs="Arial"/>
-          <w:color w:val="2D3B45"/>
-          <w:sz w:val="20"/>
-          <w:szCs w:val="20"/>
+          <w:b/>
+          <w:bCs/>
+          <w:lang w:val="es-MX"/>
         </w:rPr>
       </w:pPr>
     </w:p>
     <w:p>
       <w:pPr>
-        <w:pStyle w:val="NormalWeb"/>
-        <w:shd w:val="clear" w:color="auto" w:fill="FFFFFF" w:themeFill="background1"/>
-        <w:spacing w:before="0" w:beforeAutospacing="0" w:after="0" w:afterAutospacing="0" w:line="340" w:lineRule="exact"/>
-        <w:ind w:left="360"/>
+        <w:ind w:left="357"/>
         <w:jc w:val="both"/>
         <w:rPr>
           <w:rFonts w:ascii="Arial" w:hAnsi="Arial" w:cs="Arial"/>
-          <w:color w:val="2D3B45"/>
-          <w:sz w:val="20"/>
-          <w:szCs w:val="20"/>
-        </w:rPr>
-      </w:pPr>
-      <w:r>
-        <w:rPr>
-          <w:rFonts w:ascii="Arial" w:hAnsi="Arial" w:cs="Arial"/>
-          <w:color w:val="2D3B45"/>
-          <w:sz w:val="20"/>
-          <w:szCs w:val="20"/>
-        </w:rPr>
-        <w:t xml:space="preserve">¿En qué </w:t>
-      </w:r>
-      <w:proofErr w:type="spellStart"/>
-      <w:r>
-        <w:rPr>
-          <w:rFonts w:ascii="Arial" w:hAnsi="Arial" w:cs="Arial"/>
-          <w:color w:val="2D3B45"/>
-          <w:sz w:val="20"/>
-          <w:szCs w:val="20"/>
-        </w:rPr>
-        <w:t>router</w:t>
-      </w:r>
-      <w:proofErr w:type="spellEnd"/>
-      <w:r>
-        <w:rPr>
-          <w:rFonts w:ascii="Arial" w:hAnsi="Arial" w:cs="Arial"/>
-          <w:color w:val="2D3B45"/>
-          <w:sz w:val="20"/>
-          <w:szCs w:val="20"/>
-        </w:rPr>
-        <w:t xml:space="preserve"> instalarás esta lista de control de acceso? </w:t>
-      </w:r>
+          <w:b/>
+          <w:bCs/>
+          <w:lang w:val="es-MX"/>
+        </w:rPr>
+      </w:pPr>
     </w:p>
     <w:p>
       <w:pPr>
-        <w:pStyle w:val="NormalWeb"/>
-        <w:shd w:val="clear" w:color="auto" w:fill="FFFFFF" w:themeFill="background1"/>
-        <w:spacing w:before="0" w:beforeAutospacing="0" w:after="0" w:afterAutospacing="0" w:line="340" w:lineRule="exact"/>
-        <w:ind w:left="360"/>
+        <w:ind w:left="357"/>
         <w:jc w:val="both"/>
         <w:rPr>
           <w:rFonts w:ascii="Arial" w:hAnsi="Arial" w:cs="Arial"/>
-          <w:color w:val="2D3B45"/>
-          <w:sz w:val="20"/>
-          <w:szCs w:val="20"/>
-          <w:lang w:val="en-US"/>
-        </w:rPr>
-      </w:pPr>
-      <w:r>
-        <w:rPr>
-          <w:rFonts w:ascii="Arial" w:hAnsi="Arial" w:cs="Arial"/>
-          <w:color w:val="2D3B45"/>
-          <w:sz w:val="20"/>
-          <w:szCs w:val="20"/>
-          <w:lang w:val="en-US"/>
-        </w:rPr>
-        <w:t xml:space="preserve">router(config)# interface </w:t>
-      </w:r>
+          <w:b/>
+          <w:bCs/>
+          <w:lang w:val="es-MX"/>
+        </w:rPr>
+      </w:pPr>
     </w:p>
     <w:p>
       <w:pPr>
-        <w:pStyle w:val="NormalWeb"/>
-        <w:shd w:val="clear" w:color="auto" w:fill="FFFFFF" w:themeFill="background1"/>
-        <w:spacing w:before="0" w:beforeAutospacing="0" w:after="0" w:afterAutospacing="0" w:line="340" w:lineRule="exact"/>
-        <w:ind w:left="360"/>
+        <w:ind w:left="357"/>
         <w:jc w:val="both"/>
         <w:rPr>
           <w:rFonts w:ascii="Arial" w:hAnsi="Arial" w:cs="Arial"/>
-          <w:color w:val="2D3B45"/>
-          <w:sz w:val="20"/>
-          <w:szCs w:val="20"/>
-          <w:lang w:val="en-US"/>
-        </w:rPr>
-      </w:pPr>
-      <w:r>
-        <w:rPr>
-          <w:rFonts w:ascii="Arial" w:hAnsi="Arial" w:cs="Arial"/>
-          <w:color w:val="2D3B45"/>
-          <w:sz w:val="20"/>
-          <w:szCs w:val="20"/>
-          <w:lang w:val="en-US"/>
-        </w:rPr>
-        <w:t>router(config-if)#</w:t>
-      </w:r>
+          <w:b/>
+          <w:bCs/>
+          <w:lang w:val="es-MX"/>
+        </w:rPr>
+      </w:pPr>
     </w:p>
     <w:p>
       <w:pPr>
-        <w:ind w:left="360"/>
+        <w:ind w:left="357"/>
+        <w:jc w:val="both"/>
         <w:rPr>
           <w:rFonts w:ascii="Arial" w:hAnsi="Arial" w:cs="Arial"/>
           <w:b/>
           <w:bCs/>
-          <w:sz w:val="24"/>
-          <w:szCs w:val="24"/>
-          <w:lang w:val="en-US"/>
+          <w:lang w:val="es-MX"/>
         </w:rPr>
       </w:pPr>
     </w:p>
-    <w:tbl>
-      <w:tblPr>
-        <w:tblW w:w="8363" w:type="dxa"/>
-        <w:tblInd w:w="279" w:type="dxa"/>
-        <w:tblBorders>
-          <w:top w:val="single" w:sz="4" w:space="0" w:color="auto"/>
-          <w:left w:val="single" w:sz="4" w:space="0" w:color="auto"/>
-          <w:bottom w:val="single" w:sz="4" w:space="0" w:color="auto"/>
-          <w:right w:val="single" w:sz="4" w:space="0" w:color="auto"/>
-          <w:insideH w:val="single" w:sz="4" w:space="0" w:color="auto"/>
-          <w:insideV w:val="single" w:sz="4" w:space="0" w:color="auto"/>
-        </w:tblBorders>
-        <w:tblLook w:val="01E0" w:firstRow="1" w:lastRow="1" w:firstColumn="1" w:lastColumn="1" w:noHBand="0" w:noVBand="0"/>
-      </w:tblPr>
-      <w:tblGrid>
-        <w:gridCol w:w="2126"/>
-        <w:gridCol w:w="1985"/>
-        <w:gridCol w:w="2268"/>
-        <w:gridCol w:w="1984"/>
-      </w:tblGrid>
-      <w:tr>
-        <w:trPr>
-          <w:trHeight w:val="454"/>
-        </w:trPr>
-        <w:tc>
-          <w:tcPr>
-            <w:tcW w:w="2126" w:type="dxa"/>
-            <w:vAlign w:val="center"/>
-          </w:tcPr>
-          <w:p>
-            <w:pPr>
-              <w:jc w:val="center"/>
-              <w:rPr>
-                <w:rFonts w:ascii="Arial" w:hAnsi="Arial" w:cs="Arial"/>
-                <w:b/>
-                <w:color w:val="000000"/>
-              </w:rPr>
-            </w:pPr>
-            <w:r>
-              <w:rPr>
-                <w:rFonts w:ascii="Arial" w:hAnsi="Arial" w:cs="Arial"/>
-                <w:b/>
-                <w:color w:val="000000"/>
-              </w:rPr>
-              <w:t>Desde</w:t>
-            </w:r>
-          </w:p>
-        </w:tc>
-        <w:tc>
-          <w:tcPr>
-            <w:tcW w:w="1985" w:type="dxa"/>
-            <w:vAlign w:val="center"/>
-          </w:tcPr>
-          <w:p>
-            <w:pPr>
-              <w:jc w:val="center"/>
-              <w:rPr>
-                <w:rFonts w:ascii="Arial" w:hAnsi="Arial" w:cs="Arial"/>
-                <w:b/>
-                <w:color w:val="000000"/>
-              </w:rPr>
-            </w:pPr>
-            <w:r>
-              <w:rPr>
-                <w:rFonts w:ascii="Arial" w:hAnsi="Arial" w:cs="Arial"/>
-                <w:b/>
-                <w:color w:val="000000"/>
-              </w:rPr>
-              <w:t>Hacia</w:t>
-            </w:r>
-          </w:p>
-        </w:tc>
-        <w:tc>
-          <w:tcPr>
-            <w:tcW w:w="2268" w:type="dxa"/>
-            <w:vAlign w:val="center"/>
-          </w:tcPr>
-          <w:p>
-            <w:pPr>
-              <w:jc w:val="center"/>
-              <w:rPr>
-                <w:rFonts w:ascii="Arial" w:hAnsi="Arial" w:cs="Arial"/>
-                <w:b/>
-                <w:color w:val="000000"/>
-              </w:rPr>
-            </w:pPr>
-            <w:r>
-              <w:rPr>
-                <w:rFonts w:ascii="Arial" w:hAnsi="Arial" w:cs="Arial"/>
-                <w:b/>
-                <w:color w:val="000000"/>
-              </w:rPr>
-              <w:t>Dirección IP</w:t>
-            </w:r>
-            <w:r>
-              <w:rPr>
-                <w:rFonts w:ascii="Arial" w:hAnsi="Arial" w:cs="Arial"/>
-                <w:b/>
-                <w:color w:val="000000"/>
-              </w:rPr>
-              <w:t xml:space="preserve"> (</w:t>
-            </w:r>
-            <w:r>
-              <w:rPr>
-                <w:rFonts w:ascii="Arial" w:hAnsi="Arial" w:cs="Arial"/>
-                <w:b/>
-                <w:color w:val="000000"/>
-              </w:rPr>
-              <w:t>hacia</w:t>
-            </w:r>
-            <w:r>
-              <w:rPr>
-                <w:rFonts w:ascii="Arial" w:hAnsi="Arial" w:cs="Arial"/>
-                <w:b/>
-                <w:color w:val="000000"/>
-              </w:rPr>
-              <w:t>)</w:t>
-            </w:r>
-          </w:p>
-        </w:tc>
-        <w:tc>
-          <w:tcPr>
-            <w:tcW w:w="1984" w:type="dxa"/>
-            <w:vAlign w:val="center"/>
-          </w:tcPr>
-          <w:p>
-            <w:pPr>
-              <w:jc w:val="center"/>
-              <w:rPr>
-                <w:rFonts w:ascii="Arial" w:hAnsi="Arial" w:cs="Arial"/>
-                <w:b/>
-                <w:color w:val="000000"/>
-              </w:rPr>
-            </w:pPr>
-            <w:r>
-              <w:rPr>
-                <w:rFonts w:ascii="Arial" w:hAnsi="Arial" w:cs="Arial"/>
-                <w:b/>
-                <w:color w:val="000000"/>
-              </w:rPr>
-              <w:t xml:space="preserve">Ping </w:t>
-            </w:r>
-          </w:p>
-          <w:p>
-            <w:pPr>
-              <w:jc w:val="center"/>
-              <w:rPr>
-                <w:rFonts w:ascii="Arial" w:hAnsi="Arial" w:cs="Arial"/>
-                <w:b/>
-                <w:color w:val="000000"/>
-              </w:rPr>
-            </w:pPr>
-            <w:r>
-              <w:rPr>
-                <w:rFonts w:ascii="Arial" w:hAnsi="Arial" w:cs="Arial"/>
-                <w:bCs/>
-                <w:color w:val="000000"/>
-              </w:rPr>
-              <w:t>(</w:t>
-            </w:r>
-            <w:proofErr w:type="spellStart"/>
-            <w:r>
-              <w:rPr>
-                <w:rFonts w:ascii="Arial" w:hAnsi="Arial" w:cs="Arial"/>
-                <w:bCs/>
-                <w:color w:val="000000"/>
-              </w:rPr>
-              <w:t>Fail</w:t>
-            </w:r>
-            <w:proofErr w:type="spellEnd"/>
-            <w:r>
-              <w:rPr>
-                <w:rFonts w:ascii="Arial" w:hAnsi="Arial" w:cs="Arial"/>
-                <w:bCs/>
-                <w:color w:val="000000"/>
-              </w:rPr>
-              <w:t xml:space="preserve"> / </w:t>
-            </w:r>
-            <w:proofErr w:type="spellStart"/>
-            <w:r>
-              <w:rPr>
-                <w:rFonts w:ascii="Arial" w:hAnsi="Arial" w:cs="Arial"/>
-                <w:bCs/>
-                <w:color w:val="000000"/>
-              </w:rPr>
-              <w:t>Success</w:t>
-            </w:r>
-            <w:proofErr w:type="spellEnd"/>
-            <w:r>
-              <w:rPr>
-                <w:rFonts w:ascii="Arial" w:hAnsi="Arial" w:cs="Arial"/>
-                <w:bCs/>
-                <w:color w:val="000000"/>
-              </w:rPr>
-              <w:t>)</w:t>
-            </w:r>
-          </w:p>
-        </w:tc>
-      </w:tr>
-      <w:tr>
-        <w:trPr>
-          <w:trHeight w:val="454"/>
-        </w:trPr>
-        <w:tc>
-          <w:tcPr>
-            <w:tcW w:w="2126" w:type="dxa"/>
-            <w:vAlign w:val="center"/>
-          </w:tcPr>
-          <w:p>
-            <w:pPr>
-              <w:jc w:val="center"/>
-              <w:rPr>
-                <w:rFonts w:ascii="Arial" w:hAnsi="Arial" w:cs="Arial"/>
-                <w:b/>
-                <w:bCs/>
-                <w:color w:val="000000"/>
-              </w:rPr>
-            </w:pPr>
-            <w:r>
-              <w:rPr>
-                <w:rFonts w:ascii="Arial" w:hAnsi="Arial" w:cs="Arial"/>
-                <w:b/>
-                <w:bCs/>
-                <w:color w:val="000000"/>
-              </w:rPr>
-              <w:t>Alumno A</w:t>
-            </w:r>
-          </w:p>
-        </w:tc>
-        <w:tc>
-          <w:tcPr>
-            <w:tcW w:w="1985" w:type="dxa"/>
-            <w:vAlign w:val="center"/>
-          </w:tcPr>
-          <w:p>
-            <w:pPr>
-              <w:jc w:val="center"/>
-              <w:rPr>
-                <w:rFonts w:ascii="Arial" w:hAnsi="Arial" w:cs="Arial"/>
-                <w:b/>
-                <w:bCs/>
-                <w:color w:val="000000"/>
-              </w:rPr>
-            </w:pPr>
-            <w:r>
-              <w:rPr>
-                <w:rFonts w:ascii="Arial" w:hAnsi="Arial" w:cs="Arial"/>
-                <w:b/>
-                <w:bCs/>
-                <w:color w:val="000000"/>
-              </w:rPr>
-              <w:t>Finanzas.com</w:t>
-            </w:r>
-          </w:p>
-        </w:tc>
-        <w:tc>
-          <w:tcPr>
-            <w:tcW w:w="2268" w:type="dxa"/>
-            <w:vAlign w:val="center"/>
-          </w:tcPr>
-          <w:p>
-            <w:pPr>
-              <w:jc w:val="center"/>
-              <w:rPr>
-                <w:rFonts w:ascii="Arial" w:hAnsi="Arial" w:cs="Arial"/>
-                <w:b/>
-                <w:bCs/>
-                <w:color w:val="0D0D0D" w:themeColor="text1" w:themeTint="F2"/>
-              </w:rPr>
-            </w:pPr>
-            <w:r>
-              <w:rPr>
-                <w:rFonts w:ascii="Arial"/>
-                <w:b/>
-                <w:bCs/>
-                <w:color w:val="0D0D0D" w:themeColor="text1" w:themeTint="F2"/>
-                <w:spacing w:val="-1"/>
-              </w:rPr>
-              <w:t>132.254.89.129</w:t>
-            </w:r>
-          </w:p>
-        </w:tc>
-        <w:tc>
-          <w:tcPr>
-            <w:tcW w:w="1984" w:type="dxa"/>
-            <w:vAlign w:val="center"/>
-          </w:tcPr>
-          <w:p>
-            <w:pPr>
-              <w:jc w:val="center"/>
-              <w:rPr>
-                <w:rFonts w:ascii="Arial" w:hAnsi="Arial" w:cs="Arial"/>
-                <w:color w:val="FF0000"/>
-              </w:rPr>
-            </w:pPr>
-            <w:proofErr w:type="spellStart"/>
-            <w:r>
-              <w:rPr>
-                <w:rFonts w:ascii="Arial" w:hAnsi="Arial" w:cs="Arial"/>
-                <w:color w:val="FF0000"/>
-              </w:rPr>
-              <w:t>Success</w:t>
-            </w:r>
-            <w:proofErr w:type="spellEnd"/>
-          </w:p>
-        </w:tc>
-      </w:tr>
-      <w:tr>
-        <w:trPr>
-          <w:trHeight w:val="454"/>
-        </w:trPr>
-        <w:tc>
-          <w:tcPr>
-            <w:tcW w:w="2126" w:type="dxa"/>
-            <w:vAlign w:val="center"/>
-          </w:tcPr>
-          <w:p>
-            <w:pPr>
-              <w:jc w:val="center"/>
-              <w:rPr>
-                <w:rFonts w:ascii="Arial" w:hAnsi="Arial" w:cs="Arial"/>
-                <w:b/>
-                <w:bCs/>
-                <w:color w:val="000000"/>
-              </w:rPr>
-            </w:pPr>
-            <w:r>
-              <w:rPr>
-                <w:rFonts w:ascii="Arial" w:hAnsi="Arial" w:cs="Arial"/>
-                <w:b/>
-                <w:bCs/>
-                <w:color w:val="000000"/>
-              </w:rPr>
-              <w:t>Alumno A</w:t>
-            </w:r>
-          </w:p>
-        </w:tc>
-        <w:tc>
-          <w:tcPr>
-            <w:tcW w:w="1985" w:type="dxa"/>
-            <w:vAlign w:val="center"/>
-          </w:tcPr>
-          <w:p>
-            <w:pPr>
-              <w:jc w:val="center"/>
-              <w:rPr>
-                <w:rFonts w:ascii="Arial" w:hAnsi="Arial" w:cs="Arial"/>
-                <w:b/>
-                <w:bCs/>
-                <w:color w:val="000000"/>
-              </w:rPr>
-            </w:pPr>
-            <w:r>
-              <w:rPr>
-                <w:rFonts w:ascii="Arial" w:hAnsi="Arial" w:cs="Arial"/>
-                <w:b/>
-                <w:bCs/>
-                <w:color w:val="000000"/>
-              </w:rPr>
-              <w:t>Server Directivos</w:t>
-            </w:r>
-          </w:p>
-        </w:tc>
-        <w:tc>
-          <w:tcPr>
-            <w:tcW w:w="2268" w:type="dxa"/>
-            <w:vAlign w:val="center"/>
-          </w:tcPr>
-          <w:p>
-            <w:pPr>
-              <w:jc w:val="center"/>
-              <w:rPr>
-                <w:rFonts w:ascii="Arial" w:hAnsi="Arial" w:cs="Arial"/>
-                <w:color w:val="0D0D0D" w:themeColor="text1" w:themeTint="F2"/>
-              </w:rPr>
-            </w:pPr>
-            <w:r>
-              <w:rPr>
-                <w:rFonts w:ascii="Arial"/>
-                <w:b/>
-                <w:bCs/>
-                <w:color w:val="0D0D0D" w:themeColor="text1" w:themeTint="F2"/>
-                <w:spacing w:val="-1"/>
-              </w:rPr>
-              <w:t>132.254.89.221</w:t>
-            </w:r>
-          </w:p>
-        </w:tc>
-        <w:tc>
-          <w:tcPr>
-            <w:tcW w:w="1984" w:type="dxa"/>
-            <w:vAlign w:val="center"/>
-          </w:tcPr>
-          <w:p>
-            <w:pPr>
-              <w:jc w:val="center"/>
-              <w:rPr>
-                <w:rFonts w:ascii="Arial" w:hAnsi="Arial" w:cs="Arial"/>
-                <w:color w:val="FF0000"/>
-              </w:rPr>
-            </w:pPr>
-            <w:proofErr w:type="spellStart"/>
-            <w:r>
-              <w:rPr>
-                <w:rFonts w:ascii="Arial" w:hAnsi="Arial" w:cs="Arial"/>
-                <w:color w:val="FF0000"/>
-              </w:rPr>
-              <w:t>Fail</w:t>
-            </w:r>
-            <w:proofErr w:type="spellEnd"/>
-          </w:p>
-        </w:tc>
-      </w:tr>
-      <w:tr>
-        <w:trPr>
-          <w:trHeight w:val="454"/>
-        </w:trPr>
-        <w:tc>
-          <w:tcPr>
-            <w:tcW w:w="2126" w:type="dxa"/>
-            <w:vAlign w:val="center"/>
-          </w:tcPr>
-          <w:p>
-            <w:pPr>
-              <w:jc w:val="center"/>
-              <w:rPr>
-                <w:rFonts w:ascii="Arial" w:hAnsi="Arial" w:cs="Arial"/>
-                <w:b/>
-                <w:bCs/>
-                <w:color w:val="000000"/>
-              </w:rPr>
-            </w:pPr>
-            <w:r>
-              <w:rPr>
-                <w:rFonts w:ascii="Arial" w:hAnsi="Arial" w:cs="Arial"/>
-                <w:b/>
-                <w:bCs/>
-                <w:color w:val="000000"/>
-              </w:rPr>
-              <w:t>Alumno A</w:t>
-            </w:r>
-          </w:p>
-        </w:tc>
-        <w:tc>
-          <w:tcPr>
-            <w:tcW w:w="1985" w:type="dxa"/>
-            <w:vAlign w:val="center"/>
-          </w:tcPr>
-          <w:p>
-            <w:pPr>
-              <w:jc w:val="center"/>
-              <w:rPr>
-                <w:rFonts w:ascii="Arial" w:hAnsi="Arial" w:cs="Arial"/>
-                <w:b/>
-                <w:bCs/>
-                <w:color w:val="000000"/>
-              </w:rPr>
-            </w:pPr>
-            <w:r>
-              <w:rPr>
-                <w:rFonts w:ascii="Arial" w:hAnsi="Arial" w:cs="Arial"/>
-                <w:b/>
-                <w:bCs/>
-                <w:color w:val="000000"/>
-              </w:rPr>
-              <w:t>Server Profesores</w:t>
-            </w:r>
-          </w:p>
-        </w:tc>
-        <w:tc>
-          <w:tcPr>
-            <w:tcW w:w="2268" w:type="dxa"/>
-            <w:vAlign w:val="center"/>
-          </w:tcPr>
-          <w:p>
-            <w:pPr>
-              <w:jc w:val="center"/>
-              <w:rPr>
-                <w:rFonts w:ascii="Arial" w:hAnsi="Arial" w:cs="Arial"/>
-                <w:color w:val="0D0D0D" w:themeColor="text1" w:themeTint="F2"/>
-              </w:rPr>
-            </w:pPr>
-            <w:r>
-              <w:rPr>
-                <w:rFonts w:ascii="Arial"/>
-                <w:b/>
-                <w:bCs/>
-                <w:color w:val="0D0D0D" w:themeColor="text1" w:themeTint="F2"/>
-                <w:spacing w:val="-1"/>
-              </w:rPr>
-              <w:t>132.254.89.238</w:t>
-            </w:r>
-          </w:p>
-        </w:tc>
-        <w:tc>
-          <w:tcPr>
-            <w:tcW w:w="1984" w:type="dxa"/>
-            <w:vAlign w:val="center"/>
-          </w:tcPr>
-          <w:p>
-            <w:pPr>
-              <w:jc w:val="center"/>
-              <w:rPr>
-                <w:rFonts w:ascii="Arial" w:hAnsi="Arial" w:cs="Arial"/>
-                <w:color w:val="FF0000"/>
-              </w:rPr>
-            </w:pPr>
-            <w:proofErr w:type="spellStart"/>
-            <w:r>
-              <w:rPr>
-                <w:rFonts w:ascii="Arial" w:hAnsi="Arial" w:cs="Arial"/>
-                <w:color w:val="FF0000"/>
-              </w:rPr>
-              <w:t>Fail</w:t>
-            </w:r>
-            <w:proofErr w:type="spellEnd"/>
-          </w:p>
-        </w:tc>
-      </w:tr>
-      <w:tr>
-        <w:trPr>
-          <w:trHeight w:val="454"/>
-        </w:trPr>
-        <w:tc>
-          <w:tcPr>
-            <w:tcW w:w="2126" w:type="dxa"/>
-            <w:vAlign w:val="center"/>
-          </w:tcPr>
-          <w:p>
-            <w:pPr>
-              <w:jc w:val="center"/>
-              <w:rPr>
-                <w:rFonts w:ascii="Arial" w:hAnsi="Arial" w:cs="Arial"/>
-                <w:b/>
-                <w:bCs/>
-                <w:color w:val="000000"/>
-              </w:rPr>
-            </w:pPr>
-            <w:r>
-              <w:rPr>
-                <w:rFonts w:ascii="Arial" w:hAnsi="Arial" w:cs="Arial"/>
-                <w:b/>
-                <w:bCs/>
-                <w:color w:val="000000"/>
-              </w:rPr>
-              <w:t>Alumno A</w:t>
-            </w:r>
-          </w:p>
-        </w:tc>
-        <w:tc>
-          <w:tcPr>
-            <w:tcW w:w="1985" w:type="dxa"/>
-            <w:vAlign w:val="center"/>
-          </w:tcPr>
-          <w:p>
-            <w:pPr>
-              <w:jc w:val="center"/>
-              <w:rPr>
-                <w:rFonts w:ascii="Arial" w:hAnsi="Arial" w:cs="Arial"/>
-                <w:b/>
-                <w:bCs/>
-                <w:color w:val="000000"/>
-              </w:rPr>
-            </w:pPr>
-            <w:r>
-              <w:rPr>
-                <w:rFonts w:ascii="Arial" w:hAnsi="Arial" w:cs="Arial"/>
-                <w:b/>
-                <w:bCs/>
-                <w:color w:val="000000"/>
-              </w:rPr>
-              <w:t>Facebook.com</w:t>
-            </w:r>
-          </w:p>
-        </w:tc>
-        <w:tc>
-          <w:tcPr>
-            <w:tcW w:w="2268" w:type="dxa"/>
-            <w:vAlign w:val="center"/>
-          </w:tcPr>
-          <w:p>
-            <w:pPr>
-              <w:jc w:val="center"/>
-              <w:rPr>
-                <w:rFonts w:ascii="Arial" w:hAnsi="Arial" w:cs="Arial"/>
-                <w:color w:val="0D0D0D" w:themeColor="text1" w:themeTint="F2"/>
-              </w:rPr>
-            </w:pPr>
-            <w:r>
-              <w:rPr>
-                <w:rFonts w:ascii="Arial"/>
-                <w:b/>
-                <w:bCs/>
-                <w:color w:val="0D0D0D" w:themeColor="text1" w:themeTint="F2"/>
-                <w:spacing w:val="-1"/>
-              </w:rPr>
-              <w:t>65.0.1.10</w:t>
-            </w:r>
-          </w:p>
-        </w:tc>
-        <w:tc>
-          <w:tcPr>
-            <w:tcW w:w="1984" w:type="dxa"/>
-            <w:vAlign w:val="center"/>
-          </w:tcPr>
-          <w:p>
-            <w:pPr>
-              <w:jc w:val="center"/>
-              <w:rPr>
-                <w:rFonts w:ascii="Arial" w:hAnsi="Arial" w:cs="Arial"/>
-                <w:color w:val="FF0000"/>
-              </w:rPr>
-            </w:pPr>
-            <w:proofErr w:type="spellStart"/>
-            <w:r>
-              <w:rPr>
-                <w:rFonts w:ascii="Arial" w:hAnsi="Arial" w:cs="Arial"/>
-                <w:color w:val="FF0000"/>
-              </w:rPr>
-              <w:t>Success</w:t>
-            </w:r>
-            <w:proofErr w:type="spellEnd"/>
-          </w:p>
-        </w:tc>
-      </w:tr>
-    </w:tbl>
     <w:p>
       <w:pPr>
-        <w:ind w:left="360"/>
+        <w:ind w:left="357"/>
+        <w:jc w:val="both"/>
         <w:rPr>
           <w:rFonts w:ascii="Arial" w:hAnsi="Arial" w:cs="Arial"/>
           <w:b/>
           <w:bCs/>
-          <w:sz w:val="24"/>
-          <w:szCs w:val="24"/>
-          <w:lang w:val="en-US"/>
+          <w:lang w:val="es-MX"/>
         </w:rPr>
       </w:pPr>
     </w:p>
-    <w:bookmarkEnd w:id="0"/>
     <w:p>
       <w:pPr>
-        <w:ind w:left="360"/>
+        <w:ind w:left="357"/>
+        <w:jc w:val="both"/>
         <w:rPr>
           <w:rFonts w:ascii="Arial" w:hAnsi="Arial" w:cs="Arial"/>
           <w:b/>
           <w:bCs/>
-          <w:sz w:val="24"/>
-          <w:szCs w:val="24"/>
-          <w:lang w:val="en-US"/>
+          <w:lang w:val="es-MX"/>
         </w:rPr>
       </w:pPr>
     </w:p>
     <w:p>
       <w:pPr>
-        <w:ind w:left="360"/>
+        <w:ind w:left="357"/>
+        <w:jc w:val="both"/>
         <w:rPr>
           <w:rFonts w:ascii="Arial" w:hAnsi="Arial" w:cs="Arial"/>
           <w:b/>
           <w:bCs/>
-          <w:sz w:val="24"/>
-          <w:szCs w:val="24"/>
-          <w:lang w:val="en-US"/>
+          <w:lang w:val="es-MX"/>
         </w:rPr>
       </w:pPr>
     </w:p>
     <w:p>
       <w:pPr>
-        <w:ind w:left="360"/>
+        <w:ind w:left="357"/>
+        <w:jc w:val="both"/>
         <w:rPr>
           <w:rFonts w:ascii="Arial" w:hAnsi="Arial" w:cs="Arial"/>
           <w:b/>
           <w:bCs/>
-          <w:sz w:val="24"/>
-          <w:szCs w:val="24"/>
-          <w:lang w:val="en-US"/>
+          <w:lang w:val="es-MX"/>
         </w:rPr>
       </w:pPr>
     </w:p>
     <w:p>
       <w:pPr>
-        <w:ind w:left="360"/>
+        <w:ind w:left="357"/>
+        <w:jc w:val="both"/>
         <w:rPr>
           <w:rFonts w:ascii="Arial" w:hAnsi="Arial" w:cs="Arial"/>
           <w:b/>
           <w:bCs/>
-          <w:sz w:val="24"/>
-          <w:szCs w:val="24"/>
-          <w:lang w:val="en-US"/>
+          <w:lang w:val="es-MX"/>
         </w:rPr>
       </w:pPr>
     </w:p>
     <w:p>
       <w:pPr>
-        <w:ind w:left="360"/>
+        <w:ind w:left="357"/>
+        <w:jc w:val="both"/>
         <w:rPr>
           <w:rFonts w:ascii="Arial" w:hAnsi="Arial" w:cs="Arial"/>
           <w:b/>
           <w:bCs/>
-          <w:sz w:val="24"/>
-          <w:szCs w:val="24"/>
-          <w:lang w:val="en-US"/>
+          <w:lang w:val="es-MX"/>
         </w:rPr>
       </w:pPr>
     </w:p>
     <w:p>
       <w:pPr>
-        <w:ind w:left="360"/>
+        <w:ind w:left="357"/>
+        <w:jc w:val="both"/>
         <w:rPr>
           <w:rFonts w:ascii="Arial" w:hAnsi="Arial" w:cs="Arial"/>
           <w:b/>
           <w:bCs/>
-          <w:sz w:val="24"/>
-          <w:szCs w:val="24"/>
-          <w:lang w:val="en-US"/>
+          <w:lang w:val="es-MX"/>
         </w:rPr>
       </w:pPr>
     </w:p>
@@ -1818,7 +923,79 @@
           <w:rFonts w:ascii="Arial" w:hAnsi="Arial" w:cs="Arial"/>
           <w:b/>
           <w:bCs/>
-          <w:lang w:val="en-US"/>
+          <w:lang w:val="es-MX"/>
+        </w:rPr>
+      </w:pPr>
+    </w:p>
+    <w:p>
+      <w:pPr>
+        <w:ind w:left="357"/>
+        <w:jc w:val="both"/>
+        <w:rPr>
+          <w:rFonts w:ascii="Arial" w:hAnsi="Arial" w:cs="Arial"/>
+          <w:b/>
+          <w:bCs/>
+          <w:lang w:val="es-MX"/>
+        </w:rPr>
+      </w:pPr>
+    </w:p>
+    <w:p>
+      <w:pPr>
+        <w:ind w:left="357"/>
+        <w:jc w:val="both"/>
+        <w:rPr>
+          <w:rFonts w:ascii="Arial" w:hAnsi="Arial" w:cs="Arial"/>
+          <w:b/>
+          <w:bCs/>
+          <w:lang w:val="es-MX"/>
+        </w:rPr>
+      </w:pPr>
+    </w:p>
+    <w:p>
+      <w:pPr>
+        <w:ind w:left="357"/>
+        <w:jc w:val="both"/>
+        <w:rPr>
+          <w:rFonts w:ascii="Arial" w:hAnsi="Arial" w:cs="Arial"/>
+          <w:b/>
+          <w:bCs/>
+          <w:lang w:val="es-MX"/>
+        </w:rPr>
+      </w:pPr>
+    </w:p>
+    <w:p>
+      <w:pPr>
+        <w:ind w:left="357"/>
+        <w:jc w:val="both"/>
+        <w:rPr>
+          <w:rFonts w:ascii="Arial" w:hAnsi="Arial" w:cs="Arial"/>
+          <w:b/>
+          <w:bCs/>
+          <w:lang w:val="es-MX"/>
+        </w:rPr>
+      </w:pPr>
+    </w:p>
+    <w:p>
+      <w:pPr>
+        <w:ind w:left="357"/>
+        <w:jc w:val="both"/>
+        <w:rPr>
+          <w:rFonts w:ascii="Arial" w:hAnsi="Arial" w:cs="Arial"/>
+          <w:b/>
+          <w:bCs/>
+          <w:lang w:val="es-MX"/>
+        </w:rPr>
+      </w:pPr>
+    </w:p>
+    <w:p>
+      <w:pPr>
+        <w:ind w:left="357"/>
+        <w:jc w:val="both"/>
+        <w:rPr>
+          <w:rFonts w:ascii="Arial" w:hAnsi="Arial" w:cs="Arial"/>
+          <w:b/>
+          <w:bCs/>
+          <w:lang w:val="es-MX"/>
         </w:rPr>
       </w:pPr>
     </w:p>
@@ -1842,6 +1019,7 @@
           <w:rFonts w:ascii="Arial" w:hAnsi="Arial" w:cs="Arial"/>
           <w:color w:val="0D0D0D" w:themeColor="text1" w:themeTint="F2"/>
         </w:rPr>
+        <w:lastRenderedPageBreak/>
         <w:t xml:space="preserve">Diseña una lista de control de </w:t>
       </w:r>
       <w:r>
@@ -2107,8 +1285,8 @@
       <w:pPr>
         <w:pStyle w:val="NormalWeb"/>
         <w:shd w:val="clear" w:color="auto" w:fill="FFFFFF"/>
-        <w:spacing w:before="0" w:beforeAutospacing="0" w:after="0" w:afterAutospacing="0" w:line="340" w:lineRule="exact"/>
-        <w:ind w:left="360"/>
+        <w:spacing w:before="0" w:beforeAutospacing="0" w:after="120" w:afterAutospacing="0" w:line="340" w:lineRule="exact"/>
+        <w:ind w:left="357"/>
         <w:jc w:val="both"/>
         <w:rPr>
           <w:rFonts w:ascii="Arial" w:hAnsi="Arial" w:cs="Arial"/>
@@ -2172,6 +1350,35 @@
           <w:szCs w:val="20"/>
         </w:rPr>
       </w:pPr>
+      <w:r>
+        <w:rPr>
+          <w:rFonts w:ascii="Arial" w:hAnsi="Arial" w:cs="Arial"/>
+          <w:color w:val="2D3B45"/>
+          <w:sz w:val="20"/>
+          <w:szCs w:val="20"/>
+        </w:rPr>
+        <w:t xml:space="preserve">¿En qué </w:t>
+      </w:r>
+      <w:proofErr w:type="spellStart"/>
+      <w:r>
+        <w:rPr>
+          <w:rFonts w:ascii="Arial" w:hAnsi="Arial" w:cs="Arial"/>
+          <w:color w:val="2D3B45"/>
+          <w:sz w:val="20"/>
+          <w:szCs w:val="20"/>
+        </w:rPr>
+        <w:t>router</w:t>
+      </w:r>
+      <w:proofErr w:type="spellEnd"/>
+      <w:r>
+        <w:rPr>
+          <w:rFonts w:ascii="Arial" w:hAnsi="Arial" w:cs="Arial"/>
+          <w:color w:val="2D3B45"/>
+          <w:sz w:val="20"/>
+          <w:szCs w:val="20"/>
+        </w:rPr>
+        <w:t xml:space="preserve"> instalarás esta lista de control de acceso? </w:t>
+      </w:r>
     </w:p>
     <w:p>
       <w:pPr>
@@ -2185,45 +1392,10 @@
           <w:color w:val="2D3B45"/>
           <w:sz w:val="20"/>
           <w:szCs w:val="20"/>
-        </w:rPr>
-      </w:pPr>
-      <w:r>
-        <w:rPr>
-          <w:rFonts w:ascii="Arial" w:hAnsi="Arial" w:cs="Arial"/>
-          <w:color w:val="2D3B45"/>
-          <w:sz w:val="20"/>
-          <w:szCs w:val="20"/>
-        </w:rPr>
-        <w:t xml:space="preserve">¿En qué </w:t>
-      </w:r>
-      <w:proofErr w:type="spellStart"/>
-      <w:r>
-        <w:rPr>
-          <w:rFonts w:ascii="Arial" w:hAnsi="Arial" w:cs="Arial"/>
-          <w:color w:val="2D3B45"/>
-          <w:sz w:val="20"/>
-          <w:szCs w:val="20"/>
-        </w:rPr>
-        <w:t>router</w:t>
-      </w:r>
-      <w:proofErr w:type="spellEnd"/>
-      <w:r>
-        <w:rPr>
-          <w:rFonts w:ascii="Arial" w:hAnsi="Arial" w:cs="Arial"/>
-          <w:color w:val="2D3B45"/>
-          <w:sz w:val="20"/>
-          <w:szCs w:val="20"/>
-        </w:rPr>
-        <w:t xml:space="preserve"> instalarás esta lista de control de acceso? </w:t>
-      </w:r>
-    </w:p>
-    <w:p>
-      <w:pPr>
-        <w:pStyle w:val="NormalWeb"/>
-        <w:shd w:val="clear" w:color="auto" w:fill="FFFFFF"/>
-        <w:spacing w:before="0" w:beforeAutospacing="0" w:after="0" w:afterAutospacing="0" w:line="340" w:lineRule="exact"/>
-        <w:ind w:left="360"/>
-        <w:jc w:val="both"/>
+          <w:lang w:val="en-US"/>
+        </w:rPr>
+      </w:pPr>
+      <w:r>
         <w:rPr>
           <w:rFonts w:ascii="Arial" w:hAnsi="Arial" w:cs="Arial"/>
           <w:color w:val="2D3B45"/>
@@ -2231,8 +1403,16 @@
           <w:szCs w:val="20"/>
           <w:lang w:val="en-US"/>
         </w:rPr>
-      </w:pPr>
-      <w:r>
+        <w:t xml:space="preserve">router(config)# interface </w:t>
+      </w:r>
+    </w:p>
+    <w:p>
+      <w:pPr>
+        <w:pStyle w:val="NormalWeb"/>
+        <w:shd w:val="clear" w:color="auto" w:fill="FFFFFF"/>
+        <w:spacing w:before="0" w:beforeAutospacing="0" w:after="120" w:afterAutospacing="0" w:line="340" w:lineRule="exact"/>
+        <w:ind w:left="357"/>
+        <w:jc w:val="both"/>
         <w:rPr>
           <w:rFonts w:ascii="Arial" w:hAnsi="Arial" w:cs="Arial"/>
           <w:color w:val="2D3B45"/>
@@ -2240,16 +1420,8 @@
           <w:szCs w:val="20"/>
           <w:lang w:val="en-US"/>
         </w:rPr>
-        <w:t xml:space="preserve">router(config)# interface </w:t>
-      </w:r>
-    </w:p>
-    <w:p>
-      <w:pPr>
-        <w:pStyle w:val="NormalWeb"/>
-        <w:shd w:val="clear" w:color="auto" w:fill="FFFFFF"/>
-        <w:spacing w:before="0" w:beforeAutospacing="0" w:after="0" w:afterAutospacing="0" w:line="340" w:lineRule="exact"/>
-        <w:ind w:left="360"/>
-        <w:jc w:val="both"/>
+      </w:pPr>
+      <w:r>
         <w:rPr>
           <w:rFonts w:ascii="Arial" w:hAnsi="Arial" w:cs="Arial"/>
           <w:color w:val="2D3B45"/>
@@ -2257,33 +1429,8 @@
           <w:szCs w:val="20"/>
           <w:lang w:val="en-US"/>
         </w:rPr>
-      </w:pPr>
-      <w:r>
-        <w:rPr>
-          <w:rFonts w:ascii="Arial" w:hAnsi="Arial" w:cs="Arial"/>
-          <w:color w:val="2D3B45"/>
-          <w:sz w:val="20"/>
-          <w:szCs w:val="20"/>
-          <w:lang w:val="en-US"/>
-        </w:rPr>
         <w:t>router(config-if)#</w:t>
       </w:r>
-    </w:p>
-    <w:p>
-      <w:pPr>
-        <w:pStyle w:val="NormalWeb"/>
-        <w:shd w:val="clear" w:color="auto" w:fill="FFFFFF"/>
-        <w:spacing w:before="0" w:beforeAutospacing="0" w:after="0" w:afterAutospacing="0" w:line="340" w:lineRule="exact"/>
-        <w:ind w:left="360"/>
-        <w:jc w:val="both"/>
-        <w:rPr>
-          <w:rFonts w:ascii="Arial" w:hAnsi="Arial" w:cs="Arial"/>
-          <w:color w:val="2D3B45"/>
-          <w:sz w:val="20"/>
-          <w:szCs w:val="20"/>
-          <w:lang w:val="en-US"/>
-        </w:rPr>
-      </w:pPr>
     </w:p>
     <w:tbl>
       <w:tblPr>
@@ -3740,6 +2887,1095 @@
         <w:tc>
           <w:tcPr>
             <w:tcW w:w="3827" w:type="dxa"/>
+            <w:vAlign w:val="center"/>
+          </w:tcPr>
+          <w:p>
+            <w:pPr>
+              <w:jc w:val="center"/>
+              <w:rPr>
+                <w:rFonts w:ascii="Arial" w:hAnsi="Arial" w:cs="Arial"/>
+                <w:color w:val="FF0000"/>
+              </w:rPr>
+            </w:pPr>
+            <w:proofErr w:type="spellStart"/>
+            <w:r>
+              <w:rPr>
+                <w:rFonts w:ascii="Arial" w:hAnsi="Arial" w:cs="Arial"/>
+                <w:color w:val="FF0000"/>
+              </w:rPr>
+              <w:t>Success</w:t>
+            </w:r>
+            <w:proofErr w:type="spellEnd"/>
+          </w:p>
+        </w:tc>
+      </w:tr>
+    </w:tbl>
+    <w:p>
+      <w:pPr>
+        <w:pStyle w:val="NormalWeb"/>
+        <w:shd w:val="clear" w:color="auto" w:fill="FFFFFF"/>
+        <w:spacing w:before="0" w:beforeAutospacing="0" w:after="0" w:afterAutospacing="0" w:line="340" w:lineRule="exact"/>
+        <w:ind w:left="360"/>
+        <w:jc w:val="both"/>
+        <w:rPr>
+          <w:rFonts w:ascii="Arial" w:hAnsi="Arial" w:cs="Arial"/>
+          <w:color w:val="2D3B45"/>
+          <w:sz w:val="20"/>
+          <w:szCs w:val="20"/>
+        </w:rPr>
+      </w:pPr>
+    </w:p>
+    <w:p>
+      <w:pPr>
+        <w:pStyle w:val="NormalWeb"/>
+        <w:numPr>
+          <w:ilvl w:val="0"/>
+          <w:numId w:val="22"/>
+        </w:numPr>
+        <w:shd w:val="clear" w:color="auto" w:fill="FFFFFF" w:themeFill="background1"/>
+        <w:spacing w:before="120" w:after="120" w:line="300" w:lineRule="exact"/>
+        <w:jc w:val="both"/>
+        <w:rPr>
+          <w:rFonts w:ascii="Arial" w:hAnsi="Arial" w:cs="Arial"/>
+          <w:color w:val="2D3B45"/>
+          <w:sz w:val="20"/>
+          <w:szCs w:val="20"/>
+        </w:rPr>
+      </w:pPr>
+      <w:r>
+        <w:rPr>
+          <w:rFonts w:ascii="Arial" w:hAnsi="Arial" w:cs="Arial"/>
+          <w:color w:val="2D3B45"/>
+          <w:sz w:val="20"/>
+          <w:szCs w:val="20"/>
+        </w:rPr>
+        <w:t xml:space="preserve">Diseña una lista de control de </w:t>
+      </w:r>
+      <w:r>
+        <w:rPr>
+          <w:rFonts w:ascii="Arial" w:hAnsi="Arial" w:cs="Arial"/>
+          <w:color w:val="2D3B45"/>
+          <w:sz w:val="20"/>
+          <w:szCs w:val="20"/>
+        </w:rPr>
+        <w:t>acceso extendida</w:t>
+      </w:r>
+      <w:r>
+        <w:rPr>
+          <w:rFonts w:ascii="Arial" w:hAnsi="Arial" w:cs="Arial"/>
+          <w:color w:val="2D3B45"/>
+          <w:sz w:val="20"/>
+          <w:szCs w:val="20"/>
+        </w:rPr>
+        <w:t xml:space="preserve"> </w:t>
+      </w:r>
+      <w:r>
+        <w:rPr>
+          <w:rFonts w:ascii="Arial" w:hAnsi="Arial" w:cs="Arial"/>
+          <w:color w:val="2D3B45"/>
+          <w:sz w:val="20"/>
+          <w:szCs w:val="20"/>
+        </w:rPr>
+        <w:t>que</w:t>
+      </w:r>
+      <w:r>
+        <w:rPr>
+          <w:rFonts w:ascii="Arial" w:hAnsi="Arial" w:cs="Arial"/>
+          <w:color w:val="2D3B45"/>
+          <w:sz w:val="20"/>
+          <w:szCs w:val="20"/>
+        </w:rPr>
+        <w:t xml:space="preserve"> </w:t>
+      </w:r>
+      <w:r>
+        <w:rPr>
+          <w:rFonts w:ascii="Arial" w:hAnsi="Arial" w:cs="Arial"/>
+          <w:b/>
+          <w:bCs/>
+          <w:color w:val="2D3B45"/>
+          <w:sz w:val="20"/>
+          <w:szCs w:val="20"/>
+        </w:rPr>
+        <w:t>imp</w:t>
+      </w:r>
+      <w:r>
+        <w:rPr>
+          <w:rFonts w:ascii="Arial" w:hAnsi="Arial" w:cs="Arial"/>
+          <w:b/>
+          <w:bCs/>
+          <w:color w:val="2D3B45"/>
+          <w:sz w:val="20"/>
+          <w:szCs w:val="20"/>
+        </w:rPr>
+        <w:t>ida</w:t>
+      </w:r>
+      <w:r>
+        <w:rPr>
+          <w:rFonts w:ascii="Arial" w:hAnsi="Arial" w:cs="Arial"/>
+          <w:color w:val="2D3B45"/>
+          <w:sz w:val="20"/>
+          <w:szCs w:val="20"/>
+        </w:rPr>
+        <w:t xml:space="preserve"> que </w:t>
+      </w:r>
+      <w:r>
+        <w:rPr>
+          <w:rFonts w:ascii="Arial" w:hAnsi="Arial" w:cs="Arial"/>
+          <w:color w:val="2D3B45"/>
+          <w:sz w:val="20"/>
+          <w:szCs w:val="20"/>
+        </w:rPr>
+        <w:t>todos los equipos de la subred de</w:t>
+      </w:r>
+      <w:r>
+        <w:rPr>
+          <w:rFonts w:ascii="Arial" w:hAnsi="Arial" w:cs="Arial"/>
+          <w:color w:val="2D3B45"/>
+          <w:sz w:val="20"/>
+          <w:szCs w:val="20"/>
+        </w:rPr>
+        <w:t xml:space="preserve"> </w:t>
+      </w:r>
+      <w:r>
+        <w:rPr>
+          <w:rFonts w:ascii="Arial" w:hAnsi="Arial" w:cs="Arial"/>
+          <w:b/>
+          <w:bCs/>
+          <w:color w:val="2D3B45"/>
+          <w:sz w:val="20"/>
+          <w:szCs w:val="20"/>
+        </w:rPr>
+        <w:t>Alumnos</w:t>
+      </w:r>
+      <w:r>
+        <w:rPr>
+          <w:rFonts w:ascii="Arial" w:hAnsi="Arial" w:cs="Arial"/>
+          <w:color w:val="2D3B45"/>
+          <w:sz w:val="20"/>
+          <w:szCs w:val="20"/>
+        </w:rPr>
+        <w:t xml:space="preserve"> tengan acceso a la</w:t>
+      </w:r>
+      <w:r>
+        <w:rPr>
+          <w:rFonts w:ascii="Arial" w:hAnsi="Arial" w:cs="Arial"/>
+          <w:color w:val="2D3B45"/>
+          <w:sz w:val="20"/>
+          <w:szCs w:val="20"/>
+        </w:rPr>
+        <w:t>s</w:t>
+      </w:r>
+      <w:r>
+        <w:rPr>
+          <w:rFonts w:ascii="Arial" w:hAnsi="Arial" w:cs="Arial"/>
+          <w:color w:val="2D3B45"/>
+          <w:sz w:val="20"/>
+          <w:szCs w:val="20"/>
+        </w:rPr>
+        <w:t xml:space="preserve"> subred</w:t>
+      </w:r>
+      <w:r>
+        <w:rPr>
+          <w:rFonts w:ascii="Arial" w:hAnsi="Arial" w:cs="Arial"/>
+          <w:color w:val="2D3B45"/>
+          <w:sz w:val="20"/>
+          <w:szCs w:val="20"/>
+        </w:rPr>
+        <w:t>es</w:t>
+      </w:r>
+      <w:r>
+        <w:rPr>
+          <w:rFonts w:ascii="Arial" w:hAnsi="Arial" w:cs="Arial"/>
+          <w:color w:val="2D3B45"/>
+          <w:sz w:val="20"/>
+          <w:szCs w:val="20"/>
+        </w:rPr>
+        <w:t xml:space="preserve"> de </w:t>
+      </w:r>
+      <w:r>
+        <w:rPr>
+          <w:rFonts w:ascii="Arial" w:hAnsi="Arial" w:cs="Arial"/>
+          <w:b/>
+          <w:bCs/>
+          <w:color w:val="2D3B45"/>
+          <w:sz w:val="20"/>
+          <w:szCs w:val="20"/>
+        </w:rPr>
+        <w:t>Direct</w:t>
+      </w:r>
+      <w:r>
+        <w:rPr>
+          <w:rFonts w:ascii="Arial" w:hAnsi="Arial" w:cs="Arial"/>
+          <w:b/>
+          <w:bCs/>
+          <w:color w:val="2D3B45"/>
+          <w:sz w:val="20"/>
+          <w:szCs w:val="20"/>
+        </w:rPr>
+        <w:t>ores</w:t>
+      </w:r>
+      <w:r>
+        <w:rPr>
+          <w:rFonts w:ascii="Arial" w:hAnsi="Arial" w:cs="Arial"/>
+          <w:color w:val="2D3B45"/>
+          <w:sz w:val="20"/>
+          <w:szCs w:val="20"/>
+        </w:rPr>
+        <w:t xml:space="preserve"> y </w:t>
+      </w:r>
+      <w:r>
+        <w:rPr>
+          <w:rFonts w:ascii="Arial" w:hAnsi="Arial" w:cs="Arial"/>
+          <w:b/>
+          <w:bCs/>
+          <w:color w:val="2D3B45"/>
+          <w:sz w:val="20"/>
+          <w:szCs w:val="20"/>
+        </w:rPr>
+        <w:t>Profesores</w:t>
+      </w:r>
+      <w:r>
+        <w:rPr>
+          <w:rFonts w:ascii="Arial" w:hAnsi="Arial" w:cs="Arial"/>
+          <w:color w:val="2D3B45"/>
+          <w:sz w:val="20"/>
+          <w:szCs w:val="20"/>
+        </w:rPr>
+        <w:t>.</w:t>
+      </w:r>
+    </w:p>
+    <w:p>
+      <w:pPr>
+        <w:pStyle w:val="NormalWeb"/>
+        <w:shd w:val="clear" w:color="auto" w:fill="FFFFFF" w:themeFill="background1"/>
+        <w:spacing w:before="0" w:beforeAutospacing="0" w:after="0" w:afterAutospacing="0" w:line="340" w:lineRule="exact"/>
+        <w:ind w:left="360"/>
+        <w:jc w:val="both"/>
+        <w:rPr>
+          <w:rFonts w:ascii="Arial" w:hAnsi="Arial" w:cs="Arial"/>
+          <w:color w:val="2D3B45"/>
+          <w:sz w:val="20"/>
+          <w:szCs w:val="20"/>
+          <w:lang w:val="en-US"/>
+        </w:rPr>
+      </w:pPr>
+      <w:r>
+        <w:rPr>
+          <w:rFonts w:ascii="Arial" w:hAnsi="Arial" w:cs="Arial"/>
+          <w:color w:val="2D3B45"/>
+          <w:sz w:val="20"/>
+          <w:szCs w:val="20"/>
+          <w:lang w:val="en-US"/>
+        </w:rPr>
+        <w:t>router(config)#</w:t>
+      </w:r>
+    </w:p>
+    <w:p>
+      <w:pPr>
+        <w:pStyle w:val="NormalWeb"/>
+        <w:shd w:val="clear" w:color="auto" w:fill="FFFFFF" w:themeFill="background1"/>
+        <w:spacing w:before="0" w:beforeAutospacing="0" w:after="0" w:afterAutospacing="0" w:line="340" w:lineRule="exact"/>
+        <w:ind w:left="360"/>
+        <w:jc w:val="both"/>
+        <w:rPr>
+          <w:rFonts w:ascii="Arial" w:hAnsi="Arial" w:cs="Arial"/>
+          <w:color w:val="2D3B45"/>
+          <w:sz w:val="20"/>
+          <w:szCs w:val="20"/>
+          <w:lang w:val="en-US"/>
+        </w:rPr>
+      </w:pPr>
+      <w:r>
+        <w:rPr>
+          <w:rFonts w:ascii="Arial" w:hAnsi="Arial" w:cs="Arial"/>
+          <w:color w:val="2D3B45"/>
+          <w:sz w:val="20"/>
+          <w:szCs w:val="20"/>
+          <w:lang w:val="en-US"/>
+        </w:rPr>
+        <w:t>router(config)#</w:t>
+      </w:r>
+    </w:p>
+    <w:p>
+      <w:pPr>
+        <w:pStyle w:val="NormalWeb"/>
+        <w:shd w:val="clear" w:color="auto" w:fill="FFFFFF" w:themeFill="background1"/>
+        <w:spacing w:before="0" w:beforeAutospacing="0" w:after="0" w:afterAutospacing="0" w:line="340" w:lineRule="exact"/>
+        <w:ind w:left="360"/>
+        <w:jc w:val="both"/>
+        <w:rPr>
+          <w:rFonts w:ascii="Arial" w:hAnsi="Arial" w:cs="Arial"/>
+          <w:color w:val="2D3B45"/>
+          <w:sz w:val="20"/>
+          <w:szCs w:val="20"/>
+          <w:lang w:val="en-US"/>
+        </w:rPr>
+      </w:pPr>
+      <w:r>
+        <w:rPr>
+          <w:rFonts w:ascii="Arial" w:hAnsi="Arial" w:cs="Arial"/>
+          <w:color w:val="2D3B45"/>
+          <w:sz w:val="20"/>
+          <w:szCs w:val="20"/>
+          <w:lang w:val="en-US"/>
+        </w:rPr>
+        <w:t>router(config)#</w:t>
+      </w:r>
+    </w:p>
+    <w:p>
+      <w:pPr>
+        <w:pStyle w:val="NormalWeb"/>
+        <w:shd w:val="clear" w:color="auto" w:fill="FFFFFF" w:themeFill="background1"/>
+        <w:spacing w:before="0" w:beforeAutospacing="0" w:after="120" w:afterAutospacing="0" w:line="340" w:lineRule="exact"/>
+        <w:ind w:left="357"/>
+        <w:jc w:val="both"/>
+        <w:rPr>
+          <w:rFonts w:ascii="Arial" w:hAnsi="Arial" w:cs="Arial"/>
+          <w:color w:val="2D3B45"/>
+          <w:sz w:val="20"/>
+          <w:szCs w:val="20"/>
+        </w:rPr>
+      </w:pPr>
+      <w:proofErr w:type="spellStart"/>
+      <w:r>
+        <w:rPr>
+          <w:rFonts w:ascii="Arial" w:hAnsi="Arial" w:cs="Arial"/>
+          <w:color w:val="2D3B45"/>
+          <w:sz w:val="20"/>
+          <w:szCs w:val="20"/>
+        </w:rPr>
+        <w:t>router</w:t>
+      </w:r>
+      <w:proofErr w:type="spellEnd"/>
+      <w:r>
+        <w:rPr>
+          <w:rFonts w:ascii="Arial" w:hAnsi="Arial" w:cs="Arial"/>
+          <w:color w:val="2D3B45"/>
+          <w:sz w:val="20"/>
+          <w:szCs w:val="20"/>
+        </w:rPr>
+        <w:t>(</w:t>
+      </w:r>
+      <w:proofErr w:type="spellStart"/>
+      <w:r>
+        <w:rPr>
+          <w:rFonts w:ascii="Arial" w:hAnsi="Arial" w:cs="Arial"/>
+          <w:color w:val="2D3B45"/>
+          <w:sz w:val="20"/>
+          <w:szCs w:val="20"/>
+        </w:rPr>
+        <w:t>config</w:t>
+      </w:r>
+      <w:proofErr w:type="spellEnd"/>
+      <w:r>
+        <w:rPr>
+          <w:rFonts w:ascii="Arial" w:hAnsi="Arial" w:cs="Arial"/>
+          <w:color w:val="2D3B45"/>
+          <w:sz w:val="20"/>
+          <w:szCs w:val="20"/>
+        </w:rPr>
+        <w:t>)#</w:t>
+      </w:r>
+    </w:p>
+    <w:p>
+      <w:pPr>
+        <w:pStyle w:val="NormalWeb"/>
+        <w:shd w:val="clear" w:color="auto" w:fill="FFFFFF" w:themeFill="background1"/>
+        <w:spacing w:before="0" w:beforeAutospacing="0" w:after="0" w:afterAutospacing="0" w:line="340" w:lineRule="exact"/>
+        <w:ind w:left="360"/>
+        <w:jc w:val="both"/>
+        <w:rPr>
+          <w:rFonts w:ascii="Arial" w:hAnsi="Arial" w:cs="Arial"/>
+          <w:color w:val="2D3B45"/>
+          <w:sz w:val="20"/>
+          <w:szCs w:val="20"/>
+        </w:rPr>
+      </w:pPr>
+      <w:r>
+        <w:rPr>
+          <w:rFonts w:ascii="Arial" w:hAnsi="Arial" w:cs="Arial"/>
+          <w:color w:val="2D3B45"/>
+          <w:sz w:val="20"/>
+          <w:szCs w:val="20"/>
+        </w:rPr>
+        <w:t xml:space="preserve">¿En qué </w:t>
+      </w:r>
+      <w:proofErr w:type="spellStart"/>
+      <w:r>
+        <w:rPr>
+          <w:rFonts w:ascii="Arial" w:hAnsi="Arial" w:cs="Arial"/>
+          <w:color w:val="2D3B45"/>
+          <w:sz w:val="20"/>
+          <w:szCs w:val="20"/>
+        </w:rPr>
+        <w:t>router</w:t>
+      </w:r>
+      <w:proofErr w:type="spellEnd"/>
+      <w:r>
+        <w:rPr>
+          <w:rFonts w:ascii="Arial" w:hAnsi="Arial" w:cs="Arial"/>
+          <w:color w:val="2D3B45"/>
+          <w:sz w:val="20"/>
+          <w:szCs w:val="20"/>
+        </w:rPr>
+        <w:t xml:space="preserve"> instalarás esta lista de control de acceso? </w:t>
+      </w:r>
+    </w:p>
+    <w:p>
+      <w:pPr>
+        <w:pStyle w:val="NormalWeb"/>
+        <w:shd w:val="clear" w:color="auto" w:fill="FFFFFF" w:themeFill="background1"/>
+        <w:spacing w:before="0" w:beforeAutospacing="0" w:after="0" w:afterAutospacing="0" w:line="340" w:lineRule="exact"/>
+        <w:ind w:left="360"/>
+        <w:jc w:val="both"/>
+        <w:rPr>
+          <w:rFonts w:ascii="Arial" w:hAnsi="Arial" w:cs="Arial"/>
+          <w:color w:val="2D3B45"/>
+          <w:sz w:val="20"/>
+          <w:szCs w:val="20"/>
+          <w:lang w:val="en-US"/>
+        </w:rPr>
+      </w:pPr>
+      <w:r>
+        <w:rPr>
+          <w:rFonts w:ascii="Arial" w:hAnsi="Arial" w:cs="Arial"/>
+          <w:color w:val="2D3B45"/>
+          <w:sz w:val="20"/>
+          <w:szCs w:val="20"/>
+          <w:lang w:val="en-US"/>
+        </w:rPr>
+        <w:t xml:space="preserve">router(config)# interface </w:t>
+      </w:r>
+    </w:p>
+    <w:p>
+      <w:pPr>
+        <w:pStyle w:val="NormalWeb"/>
+        <w:shd w:val="clear" w:color="auto" w:fill="FFFFFF" w:themeFill="background1"/>
+        <w:spacing w:before="0" w:beforeAutospacing="0" w:after="120" w:afterAutospacing="0" w:line="340" w:lineRule="exact"/>
+        <w:ind w:left="357"/>
+        <w:jc w:val="both"/>
+        <w:rPr>
+          <w:rFonts w:ascii="Arial" w:hAnsi="Arial" w:cs="Arial"/>
+          <w:color w:val="2D3B45"/>
+          <w:sz w:val="20"/>
+          <w:szCs w:val="20"/>
+          <w:lang w:val="en-US"/>
+        </w:rPr>
+      </w:pPr>
+      <w:r>
+        <w:rPr>
+          <w:rFonts w:ascii="Arial" w:hAnsi="Arial" w:cs="Arial"/>
+          <w:color w:val="2D3B45"/>
+          <w:sz w:val="20"/>
+          <w:szCs w:val="20"/>
+          <w:lang w:val="en-US"/>
+        </w:rPr>
+        <w:t>router(config-if)#</w:t>
+      </w:r>
+    </w:p>
+    <w:tbl>
+      <w:tblPr>
+        <w:tblW w:w="8363" w:type="dxa"/>
+        <w:tblInd w:w="279" w:type="dxa"/>
+        <w:tblBorders>
+          <w:top w:val="single" w:sz="4" w:space="0" w:color="auto"/>
+          <w:left w:val="single" w:sz="4" w:space="0" w:color="auto"/>
+          <w:bottom w:val="single" w:sz="4" w:space="0" w:color="auto"/>
+          <w:right w:val="single" w:sz="4" w:space="0" w:color="auto"/>
+          <w:insideH w:val="single" w:sz="4" w:space="0" w:color="auto"/>
+          <w:insideV w:val="single" w:sz="4" w:space="0" w:color="auto"/>
+        </w:tblBorders>
+        <w:tblLook w:val="01E0" w:firstRow="1" w:lastRow="1" w:firstColumn="1" w:lastColumn="1" w:noHBand="0" w:noVBand="0"/>
+      </w:tblPr>
+      <w:tblGrid>
+        <w:gridCol w:w="2126"/>
+        <w:gridCol w:w="1985"/>
+        <w:gridCol w:w="2268"/>
+        <w:gridCol w:w="1984"/>
+      </w:tblGrid>
+      <w:tr>
+        <w:trPr>
+          <w:trHeight w:val="454"/>
+        </w:trPr>
+        <w:tc>
+          <w:tcPr>
+            <w:tcW w:w="2126" w:type="dxa"/>
+            <w:vAlign w:val="center"/>
+          </w:tcPr>
+          <w:p>
+            <w:pPr>
+              <w:jc w:val="center"/>
+              <w:rPr>
+                <w:rFonts w:ascii="Arial" w:hAnsi="Arial" w:cs="Arial"/>
+                <w:b/>
+                <w:color w:val="000000"/>
+              </w:rPr>
+            </w:pPr>
+            <w:r>
+              <w:rPr>
+                <w:rFonts w:ascii="Arial" w:hAnsi="Arial" w:cs="Arial"/>
+                <w:b/>
+                <w:color w:val="000000"/>
+              </w:rPr>
+              <w:t>Desde</w:t>
+            </w:r>
+          </w:p>
+        </w:tc>
+        <w:tc>
+          <w:tcPr>
+            <w:tcW w:w="1985" w:type="dxa"/>
+            <w:vAlign w:val="center"/>
+          </w:tcPr>
+          <w:p>
+            <w:pPr>
+              <w:jc w:val="center"/>
+              <w:rPr>
+                <w:rFonts w:ascii="Arial" w:hAnsi="Arial" w:cs="Arial"/>
+                <w:b/>
+                <w:color w:val="000000"/>
+              </w:rPr>
+            </w:pPr>
+            <w:r>
+              <w:rPr>
+                <w:rFonts w:ascii="Arial" w:hAnsi="Arial" w:cs="Arial"/>
+                <w:b/>
+                <w:color w:val="000000"/>
+              </w:rPr>
+              <w:t>Hacia</w:t>
+            </w:r>
+          </w:p>
+        </w:tc>
+        <w:tc>
+          <w:tcPr>
+            <w:tcW w:w="2268" w:type="dxa"/>
+            <w:vAlign w:val="center"/>
+          </w:tcPr>
+          <w:p>
+            <w:pPr>
+              <w:jc w:val="center"/>
+              <w:rPr>
+                <w:rFonts w:ascii="Arial" w:hAnsi="Arial" w:cs="Arial"/>
+                <w:b/>
+                <w:color w:val="000000"/>
+              </w:rPr>
+            </w:pPr>
+            <w:r>
+              <w:rPr>
+                <w:rFonts w:ascii="Arial" w:hAnsi="Arial" w:cs="Arial"/>
+                <w:b/>
+                <w:color w:val="000000"/>
+              </w:rPr>
+              <w:t>Dirección IP</w:t>
+            </w:r>
+            <w:r>
+              <w:rPr>
+                <w:rFonts w:ascii="Arial" w:hAnsi="Arial" w:cs="Arial"/>
+                <w:b/>
+                <w:color w:val="000000"/>
+              </w:rPr>
+              <w:t xml:space="preserve"> (</w:t>
+            </w:r>
+            <w:r>
+              <w:rPr>
+                <w:rFonts w:ascii="Arial" w:hAnsi="Arial" w:cs="Arial"/>
+                <w:b/>
+                <w:color w:val="000000"/>
+              </w:rPr>
+              <w:t>hacia</w:t>
+            </w:r>
+            <w:r>
+              <w:rPr>
+                <w:rFonts w:ascii="Arial" w:hAnsi="Arial" w:cs="Arial"/>
+                <w:b/>
+                <w:color w:val="000000"/>
+              </w:rPr>
+              <w:t>)</w:t>
+            </w:r>
+          </w:p>
+        </w:tc>
+        <w:tc>
+          <w:tcPr>
+            <w:tcW w:w="1984" w:type="dxa"/>
+            <w:vAlign w:val="center"/>
+          </w:tcPr>
+          <w:p>
+            <w:pPr>
+              <w:jc w:val="center"/>
+              <w:rPr>
+                <w:rFonts w:ascii="Arial" w:hAnsi="Arial" w:cs="Arial"/>
+                <w:b/>
+                <w:color w:val="000000"/>
+              </w:rPr>
+            </w:pPr>
+            <w:r>
+              <w:rPr>
+                <w:rFonts w:ascii="Arial" w:hAnsi="Arial" w:cs="Arial"/>
+                <w:b/>
+                <w:color w:val="000000"/>
+              </w:rPr>
+              <w:t xml:space="preserve">Ping </w:t>
+            </w:r>
+          </w:p>
+          <w:p>
+            <w:pPr>
+              <w:jc w:val="center"/>
+              <w:rPr>
+                <w:rFonts w:ascii="Arial" w:hAnsi="Arial" w:cs="Arial"/>
+                <w:b/>
+                <w:color w:val="000000"/>
+              </w:rPr>
+            </w:pPr>
+            <w:r>
+              <w:rPr>
+                <w:rFonts w:ascii="Arial" w:hAnsi="Arial" w:cs="Arial"/>
+                <w:bCs/>
+                <w:color w:val="000000"/>
+              </w:rPr>
+              <w:t>(</w:t>
+            </w:r>
+            <w:proofErr w:type="spellStart"/>
+            <w:r>
+              <w:rPr>
+                <w:rFonts w:ascii="Arial" w:hAnsi="Arial" w:cs="Arial"/>
+                <w:bCs/>
+                <w:color w:val="000000"/>
+              </w:rPr>
+              <w:t>Fail</w:t>
+            </w:r>
+            <w:proofErr w:type="spellEnd"/>
+            <w:r>
+              <w:rPr>
+                <w:rFonts w:ascii="Arial" w:hAnsi="Arial" w:cs="Arial"/>
+                <w:bCs/>
+                <w:color w:val="000000"/>
+              </w:rPr>
+              <w:t xml:space="preserve"> / </w:t>
+            </w:r>
+            <w:proofErr w:type="spellStart"/>
+            <w:r>
+              <w:rPr>
+                <w:rFonts w:ascii="Arial" w:hAnsi="Arial" w:cs="Arial"/>
+                <w:bCs/>
+                <w:color w:val="000000"/>
+              </w:rPr>
+              <w:t>Success</w:t>
+            </w:r>
+            <w:proofErr w:type="spellEnd"/>
+            <w:r>
+              <w:rPr>
+                <w:rFonts w:ascii="Arial" w:hAnsi="Arial" w:cs="Arial"/>
+                <w:bCs/>
+                <w:color w:val="000000"/>
+              </w:rPr>
+              <w:t>)</w:t>
+            </w:r>
+          </w:p>
+        </w:tc>
+      </w:tr>
+      <w:tr>
+        <w:trPr>
+          <w:trHeight w:val="454"/>
+        </w:trPr>
+        <w:tc>
+          <w:tcPr>
+            <w:tcW w:w="2126" w:type="dxa"/>
+            <w:vAlign w:val="center"/>
+          </w:tcPr>
+          <w:p>
+            <w:pPr>
+              <w:jc w:val="center"/>
+              <w:rPr>
+                <w:rFonts w:ascii="Arial" w:hAnsi="Arial" w:cs="Arial"/>
+                <w:b/>
+                <w:bCs/>
+                <w:color w:val="000000"/>
+              </w:rPr>
+            </w:pPr>
+            <w:r>
+              <w:rPr>
+                <w:rFonts w:ascii="Arial" w:hAnsi="Arial" w:cs="Arial"/>
+                <w:b/>
+                <w:bCs/>
+                <w:color w:val="000000"/>
+              </w:rPr>
+              <w:t>Alumno A</w:t>
+            </w:r>
+          </w:p>
+        </w:tc>
+        <w:tc>
+          <w:tcPr>
+            <w:tcW w:w="1985" w:type="dxa"/>
+            <w:vAlign w:val="center"/>
+          </w:tcPr>
+          <w:p>
+            <w:pPr>
+              <w:jc w:val="center"/>
+              <w:rPr>
+                <w:rFonts w:ascii="Arial" w:hAnsi="Arial" w:cs="Arial"/>
+                <w:b/>
+                <w:bCs/>
+                <w:color w:val="000000"/>
+              </w:rPr>
+            </w:pPr>
+            <w:r>
+              <w:rPr>
+                <w:rFonts w:ascii="Arial" w:hAnsi="Arial" w:cs="Arial"/>
+                <w:b/>
+                <w:bCs/>
+                <w:color w:val="000000"/>
+              </w:rPr>
+              <w:t>Finanzas.com</w:t>
+            </w:r>
+          </w:p>
+        </w:tc>
+        <w:tc>
+          <w:tcPr>
+            <w:tcW w:w="2268" w:type="dxa"/>
+            <w:vAlign w:val="center"/>
+          </w:tcPr>
+          <w:p>
+            <w:pPr>
+              <w:jc w:val="center"/>
+              <w:rPr>
+                <w:rFonts w:ascii="Arial" w:hAnsi="Arial" w:cs="Arial"/>
+                <w:b/>
+                <w:bCs/>
+                <w:color w:val="0D0D0D" w:themeColor="text1" w:themeTint="F2"/>
+              </w:rPr>
+            </w:pPr>
+            <w:r>
+              <w:rPr>
+                <w:rFonts w:ascii="Arial"/>
+                <w:b/>
+                <w:bCs/>
+                <w:color w:val="0D0D0D" w:themeColor="text1" w:themeTint="F2"/>
+                <w:spacing w:val="-1"/>
+              </w:rPr>
+              <w:t>132.254.89.129</w:t>
+            </w:r>
+          </w:p>
+        </w:tc>
+        <w:tc>
+          <w:tcPr>
+            <w:tcW w:w="1984" w:type="dxa"/>
+            <w:vAlign w:val="center"/>
+          </w:tcPr>
+          <w:p>
+            <w:pPr>
+              <w:jc w:val="center"/>
+              <w:rPr>
+                <w:rFonts w:ascii="Arial" w:hAnsi="Arial" w:cs="Arial"/>
+                <w:color w:val="FF0000"/>
+              </w:rPr>
+            </w:pPr>
+            <w:proofErr w:type="spellStart"/>
+            <w:r>
+              <w:rPr>
+                <w:rFonts w:ascii="Arial" w:hAnsi="Arial" w:cs="Arial"/>
+                <w:color w:val="FF0000"/>
+              </w:rPr>
+              <w:t>Success</w:t>
+            </w:r>
+            <w:proofErr w:type="spellEnd"/>
+          </w:p>
+        </w:tc>
+      </w:tr>
+      <w:tr>
+        <w:trPr>
+          <w:trHeight w:val="454"/>
+        </w:trPr>
+        <w:tc>
+          <w:tcPr>
+            <w:tcW w:w="2126" w:type="dxa"/>
+            <w:vAlign w:val="center"/>
+          </w:tcPr>
+          <w:p>
+            <w:pPr>
+              <w:jc w:val="center"/>
+              <w:rPr>
+                <w:rFonts w:ascii="Arial" w:hAnsi="Arial" w:cs="Arial"/>
+                <w:b/>
+                <w:bCs/>
+                <w:color w:val="000000"/>
+              </w:rPr>
+            </w:pPr>
+            <w:r>
+              <w:rPr>
+                <w:rFonts w:ascii="Arial" w:hAnsi="Arial" w:cs="Arial"/>
+                <w:b/>
+                <w:bCs/>
+                <w:color w:val="000000"/>
+              </w:rPr>
+              <w:t>Alumno A</w:t>
+            </w:r>
+          </w:p>
+        </w:tc>
+        <w:tc>
+          <w:tcPr>
+            <w:tcW w:w="1985" w:type="dxa"/>
+            <w:vAlign w:val="center"/>
+          </w:tcPr>
+          <w:p>
+            <w:pPr>
+              <w:jc w:val="center"/>
+              <w:rPr>
+                <w:rFonts w:ascii="Arial" w:hAnsi="Arial" w:cs="Arial"/>
+                <w:b/>
+                <w:bCs/>
+                <w:color w:val="000000"/>
+              </w:rPr>
+            </w:pPr>
+            <w:r>
+              <w:rPr>
+                <w:rFonts w:ascii="Arial" w:hAnsi="Arial" w:cs="Arial"/>
+                <w:b/>
+                <w:bCs/>
+                <w:color w:val="000000"/>
+              </w:rPr>
+              <w:t>Server Directivos</w:t>
+            </w:r>
+          </w:p>
+        </w:tc>
+        <w:tc>
+          <w:tcPr>
+            <w:tcW w:w="2268" w:type="dxa"/>
+            <w:vAlign w:val="center"/>
+          </w:tcPr>
+          <w:p>
+            <w:pPr>
+              <w:jc w:val="center"/>
+              <w:rPr>
+                <w:rFonts w:ascii="Arial" w:hAnsi="Arial" w:cs="Arial"/>
+                <w:color w:val="0D0D0D" w:themeColor="text1" w:themeTint="F2"/>
+              </w:rPr>
+            </w:pPr>
+            <w:r>
+              <w:rPr>
+                <w:rFonts w:ascii="Arial"/>
+                <w:b/>
+                <w:bCs/>
+                <w:color w:val="0D0D0D" w:themeColor="text1" w:themeTint="F2"/>
+                <w:spacing w:val="-1"/>
+              </w:rPr>
+              <w:t>132.254.89.221</w:t>
+            </w:r>
+          </w:p>
+        </w:tc>
+        <w:tc>
+          <w:tcPr>
+            <w:tcW w:w="1984" w:type="dxa"/>
+            <w:vAlign w:val="center"/>
+          </w:tcPr>
+          <w:p>
+            <w:pPr>
+              <w:jc w:val="center"/>
+              <w:rPr>
+                <w:rFonts w:ascii="Arial" w:hAnsi="Arial" w:cs="Arial"/>
+                <w:color w:val="FF0000"/>
+              </w:rPr>
+            </w:pPr>
+            <w:proofErr w:type="spellStart"/>
+            <w:r>
+              <w:rPr>
+                <w:rFonts w:ascii="Arial" w:hAnsi="Arial" w:cs="Arial"/>
+                <w:color w:val="FF0000"/>
+              </w:rPr>
+              <w:t>Fail</w:t>
+            </w:r>
+            <w:proofErr w:type="spellEnd"/>
+          </w:p>
+        </w:tc>
+      </w:tr>
+      <w:tr>
+        <w:trPr>
+          <w:trHeight w:val="454"/>
+        </w:trPr>
+        <w:tc>
+          <w:tcPr>
+            <w:tcW w:w="2126" w:type="dxa"/>
+            <w:vAlign w:val="center"/>
+          </w:tcPr>
+          <w:p>
+            <w:pPr>
+              <w:jc w:val="center"/>
+              <w:rPr>
+                <w:rFonts w:ascii="Arial" w:hAnsi="Arial" w:cs="Arial"/>
+                <w:b/>
+                <w:bCs/>
+                <w:color w:val="000000"/>
+              </w:rPr>
+            </w:pPr>
+            <w:r>
+              <w:rPr>
+                <w:rFonts w:ascii="Arial" w:hAnsi="Arial" w:cs="Arial"/>
+                <w:b/>
+                <w:bCs/>
+                <w:color w:val="000000"/>
+              </w:rPr>
+              <w:t>Alumno A</w:t>
+            </w:r>
+          </w:p>
+        </w:tc>
+        <w:tc>
+          <w:tcPr>
+            <w:tcW w:w="1985" w:type="dxa"/>
+            <w:vAlign w:val="center"/>
+          </w:tcPr>
+          <w:p>
+            <w:pPr>
+              <w:jc w:val="center"/>
+              <w:rPr>
+                <w:rFonts w:ascii="Arial" w:hAnsi="Arial" w:cs="Arial"/>
+                <w:b/>
+                <w:bCs/>
+                <w:color w:val="000000"/>
+              </w:rPr>
+            </w:pPr>
+            <w:r>
+              <w:rPr>
+                <w:rFonts w:ascii="Arial" w:hAnsi="Arial" w:cs="Arial"/>
+                <w:b/>
+                <w:bCs/>
+                <w:color w:val="000000"/>
+              </w:rPr>
+              <w:t>Server Profesores</w:t>
+            </w:r>
+          </w:p>
+        </w:tc>
+        <w:tc>
+          <w:tcPr>
+            <w:tcW w:w="2268" w:type="dxa"/>
+            <w:vAlign w:val="center"/>
+          </w:tcPr>
+          <w:p>
+            <w:pPr>
+              <w:jc w:val="center"/>
+              <w:rPr>
+                <w:rFonts w:ascii="Arial" w:hAnsi="Arial" w:cs="Arial"/>
+                <w:color w:val="0D0D0D" w:themeColor="text1" w:themeTint="F2"/>
+              </w:rPr>
+            </w:pPr>
+            <w:r>
+              <w:rPr>
+                <w:rFonts w:ascii="Arial"/>
+                <w:b/>
+                <w:bCs/>
+                <w:color w:val="0D0D0D" w:themeColor="text1" w:themeTint="F2"/>
+                <w:spacing w:val="-1"/>
+              </w:rPr>
+              <w:t>132.254.89.238</w:t>
+            </w:r>
+          </w:p>
+        </w:tc>
+        <w:tc>
+          <w:tcPr>
+            <w:tcW w:w="1984" w:type="dxa"/>
+            <w:vAlign w:val="center"/>
+          </w:tcPr>
+          <w:p>
+            <w:pPr>
+              <w:jc w:val="center"/>
+              <w:rPr>
+                <w:rFonts w:ascii="Arial" w:hAnsi="Arial" w:cs="Arial"/>
+                <w:color w:val="FF0000"/>
+              </w:rPr>
+            </w:pPr>
+            <w:proofErr w:type="spellStart"/>
+            <w:r>
+              <w:rPr>
+                <w:rFonts w:ascii="Arial" w:hAnsi="Arial" w:cs="Arial"/>
+                <w:color w:val="FF0000"/>
+              </w:rPr>
+              <w:t>Fail</w:t>
+            </w:r>
+            <w:proofErr w:type="spellEnd"/>
+          </w:p>
+        </w:tc>
+      </w:tr>
+      <w:tr>
+        <w:trPr>
+          <w:trHeight w:val="454"/>
+        </w:trPr>
+        <w:tc>
+          <w:tcPr>
+            <w:tcW w:w="2126" w:type="dxa"/>
+            <w:vAlign w:val="center"/>
+          </w:tcPr>
+          <w:p>
+            <w:pPr>
+              <w:jc w:val="center"/>
+              <w:rPr>
+                <w:rFonts w:ascii="Arial" w:hAnsi="Arial" w:cs="Arial"/>
+                <w:b/>
+                <w:bCs/>
+                <w:color w:val="000000"/>
+              </w:rPr>
+            </w:pPr>
+            <w:r>
+              <w:rPr>
+                <w:rFonts w:ascii="Arial" w:hAnsi="Arial" w:cs="Arial"/>
+                <w:b/>
+                <w:bCs/>
+                <w:color w:val="000000"/>
+              </w:rPr>
+              <w:t>Alumno A</w:t>
+            </w:r>
+          </w:p>
+        </w:tc>
+        <w:tc>
+          <w:tcPr>
+            <w:tcW w:w="1985" w:type="dxa"/>
+            <w:vAlign w:val="center"/>
+          </w:tcPr>
+          <w:p>
+            <w:pPr>
+              <w:jc w:val="center"/>
+              <w:rPr>
+                <w:rFonts w:ascii="Arial" w:hAnsi="Arial" w:cs="Arial"/>
+                <w:b/>
+                <w:bCs/>
+                <w:color w:val="000000"/>
+              </w:rPr>
+            </w:pPr>
+            <w:r>
+              <w:rPr>
+                <w:rFonts w:ascii="Arial" w:hAnsi="Arial" w:cs="Arial"/>
+                <w:b/>
+                <w:bCs/>
+                <w:color w:val="000000"/>
+              </w:rPr>
+              <w:t>Facebook.com</w:t>
+            </w:r>
+          </w:p>
+        </w:tc>
+        <w:tc>
+          <w:tcPr>
+            <w:tcW w:w="2268" w:type="dxa"/>
+            <w:vAlign w:val="center"/>
+          </w:tcPr>
+          <w:p>
+            <w:pPr>
+              <w:jc w:val="center"/>
+              <w:rPr>
+                <w:rFonts w:ascii="Arial" w:hAnsi="Arial" w:cs="Arial"/>
+                <w:color w:val="0D0D0D" w:themeColor="text1" w:themeTint="F2"/>
+              </w:rPr>
+            </w:pPr>
+            <w:r>
+              <w:rPr>
+                <w:rFonts w:ascii="Arial"/>
+                <w:b/>
+                <w:bCs/>
+                <w:color w:val="0D0D0D" w:themeColor="text1" w:themeTint="F2"/>
+                <w:spacing w:val="-1"/>
+              </w:rPr>
+              <w:t>65.0.1.10</w:t>
+            </w:r>
+          </w:p>
+        </w:tc>
+        <w:tc>
+          <w:tcPr>
+            <w:tcW w:w="1984" w:type="dxa"/>
             <w:vAlign w:val="center"/>
           </w:tcPr>
           <w:p>
